--- a/lab1 Tavrykina/Отчет лаб1 Таврыкина.docx
+++ b/lab1 Tavrykina/Отчет лаб1 Таврыкина.docx
@@ -33,23 +33,30 @@
           <w:szCs w:val="28"/>
         </w:rPr>
       </w:pPr>
-      <w:proofErr w:type="spellStart"/>
-      <w:r>
-        <w:rPr>
-          <w:rFonts w:ascii="Times New Roman" w:hAnsi="Times New Roman" w:cs="Times New Roman"/>
-          <w:sz w:val="28"/>
-          <w:szCs w:val="28"/>
-        </w:rPr>
-        <w:t>Таврыкина</w:t>
-      </w:r>
-      <w:proofErr w:type="spellEnd"/>
-      <w:r>
-        <w:rPr>
-          <w:rFonts w:ascii="Times New Roman" w:hAnsi="Times New Roman" w:cs="Times New Roman"/>
-          <w:sz w:val="28"/>
-          <w:szCs w:val="28"/>
-        </w:rPr>
-        <w:t xml:space="preserve"> Елизавета, 11 группа</w:t>
+      <w:r>
+        <w:rPr>
+          <w:rFonts w:ascii="Times New Roman" w:hAnsi="Times New Roman" w:cs="Times New Roman"/>
+          <w:sz w:val="28"/>
+          <w:szCs w:val="28"/>
+        </w:rPr>
+        <w:t>Таврыкина Елизавета, 11 группа</w:t>
+      </w:r>
+      <w:r>
+        <w:rPr>
+          <w:rFonts w:ascii="Times New Roman" w:hAnsi="Times New Roman" w:cs="Times New Roman"/>
+          <w:sz w:val="28"/>
+          <w:szCs w:val="28"/>
+          <w:lang w:val="be-BY"/>
+        </w:rPr>
+        <w:t>,</w:t>
+      </w:r>
+      <w:r>
+        <w:rPr>
+          <w:rFonts w:ascii="Times New Roman" w:hAnsi="Times New Roman" w:cs="Times New Roman"/>
+          <w:sz w:val="28"/>
+          <w:szCs w:val="28"/>
+        </w:rPr>
+        <w:t xml:space="preserve"> вариант 9</w:t>
       </w:r>
     </w:p>
     <w:p>
@@ -118,7 +125,7 @@
           <w:sz w:val="28"/>
           <w:szCs w:val="28"/>
         </w:rPr>
-        <w:t xml:space="preserve">HSV </w:t>
+        <w:t>HSV &lt;</w:t>
       </w:r>
       <w:r>
         <w:rPr>
@@ -128,7 +135,7 @@
           <w:sz w:val="28"/>
           <w:szCs w:val="28"/>
         </w:rPr>
-        <w:t>&lt;</w:t>
+        <w:t>-</w:t>
       </w:r>
       <w:r>
         <w:rPr>
@@ -138,47 +145,7 @@
           <w:sz w:val="28"/>
           <w:szCs w:val="28"/>
         </w:rPr>
-        <w:t>-</w:t>
-      </w:r>
-      <w:r>
-        <w:rPr>
-          <w:rFonts w:ascii="Times New Roman" w:hAnsi="Times New Roman" w:cs="Times New Roman"/>
-          <w:i/>
-          <w:iCs/>
-          <w:sz w:val="28"/>
-          <w:szCs w:val="28"/>
-        </w:rPr>
-        <w:t>&gt;</w:t>
-      </w:r>
-      <w:r>
-        <w:rPr>
-          <w:rFonts w:ascii="Times New Roman" w:hAnsi="Times New Roman" w:cs="Times New Roman"/>
-          <w:i/>
-          <w:iCs/>
-          <w:sz w:val="28"/>
-          <w:szCs w:val="28"/>
-        </w:rPr>
-        <w:t xml:space="preserve"> XYZ </w:t>
-      </w:r>
-      <w:r>
-        <w:rPr>
-          <w:rFonts w:ascii="Times New Roman" w:hAnsi="Times New Roman" w:cs="Times New Roman"/>
-          <w:i/>
-          <w:iCs/>
-          <w:sz w:val="28"/>
-          <w:szCs w:val="28"/>
-        </w:rPr>
-        <w:t>&lt;-&gt;</w:t>
-      </w:r>
-      <w:r>
-        <w:rPr>
-          <w:rFonts w:ascii="Times New Roman" w:hAnsi="Times New Roman" w:cs="Times New Roman"/>
-          <w:i/>
-          <w:iCs/>
-          <w:sz w:val="28"/>
-          <w:szCs w:val="28"/>
-        </w:rPr>
-        <w:t xml:space="preserve"> LAB</w:t>
+        <w:t>&gt; XYZ &lt;-&gt; LAB</w:t>
       </w:r>
     </w:p>
     <w:p>
@@ -339,23 +306,7 @@
           <w:sz w:val="28"/>
           <w:szCs w:val="28"/>
         </w:rPr>
-        <w:t>Изучить цветовые модели: HSV,</w:t>
-      </w:r>
-      <w:r>
-        <w:rPr>
-          <w:rFonts w:ascii="Times New Roman" w:hAnsi="Times New Roman" w:cs="Times New Roman"/>
-          <w:sz w:val="28"/>
-          <w:szCs w:val="28"/>
-        </w:rPr>
-        <w:t xml:space="preserve"> </w:t>
-      </w:r>
-      <w:r>
-        <w:rPr>
-          <w:rFonts w:ascii="Times New Roman" w:hAnsi="Times New Roman" w:cs="Times New Roman"/>
-          <w:sz w:val="28"/>
-          <w:szCs w:val="28"/>
-        </w:rPr>
-        <w:t>XYZ, LAB, переход от одной модели к другой, исследовать цветовой график МКО.</w:t>
+        <w:t>Изучить цветовые модели: HSV, XYZ, LAB, переход от одной модели к другой, исследовать цветовой график МКО.</w:t>
       </w:r>
     </w:p>
     <w:p>
@@ -452,7 +403,6 @@
         </w:rPr>
         <w:t xml:space="preserve">Предусмотреть ситуацию при выходе цвета за рамки возможности модели с помощью стратегий </w:t>
       </w:r>
-      <w:proofErr w:type="gramStart"/>
       <w:r>
         <w:rPr>
           <w:rFonts w:ascii="Times New Roman" w:hAnsi="Times New Roman" w:cs="Times New Roman"/>
@@ -468,16 +418,7 @@
           <w:sz w:val="28"/>
           <w:szCs w:val="28"/>
         </w:rPr>
-        <w:t>(</w:t>
-      </w:r>
-      <w:proofErr w:type="gramEnd"/>
-      <w:r>
-        <w:rPr>
-          <w:rFonts w:ascii="Times New Roman" w:hAnsi="Times New Roman" w:cs="Times New Roman"/>
-          <w:sz w:val="28"/>
-          <w:szCs w:val="28"/>
-        </w:rPr>
-        <w:t xml:space="preserve">Обрезание), </w:t>
+        <w:t xml:space="preserve">(Обрезание), </w:t>
       </w:r>
       <w:r>
         <w:rPr>
@@ -565,43 +506,7 @@
           <w:sz w:val="28"/>
           <w:szCs w:val="28"/>
         </w:rPr>
-        <w:t xml:space="preserve">Реализовано построение матрицы перехода RGB→XYZ «на лету»: по </w:t>
-      </w:r>
-      <w:proofErr w:type="spellStart"/>
-      <w:r>
-        <w:rPr>
-          <w:rFonts w:ascii="Times New Roman" w:hAnsi="Times New Roman" w:cs="Times New Roman"/>
-          <w:sz w:val="28"/>
-          <w:szCs w:val="28"/>
-        </w:rPr>
-        <w:t>хроматичностям</w:t>
-      </w:r>
-      <w:proofErr w:type="spellEnd"/>
-      <w:r>
-        <w:rPr>
-          <w:rFonts w:ascii="Times New Roman" w:hAnsi="Times New Roman" w:cs="Times New Roman"/>
-          <w:sz w:val="28"/>
-          <w:szCs w:val="28"/>
-        </w:rPr>
-        <w:t xml:space="preserve"> основных цветов </w:t>
-      </w:r>
-      <w:proofErr w:type="spellStart"/>
-      <w:r>
-        <w:rPr>
-          <w:rFonts w:ascii="Times New Roman" w:hAnsi="Times New Roman" w:cs="Times New Roman"/>
-          <w:sz w:val="28"/>
-          <w:szCs w:val="28"/>
-        </w:rPr>
-        <w:t>sRGB</w:t>
-      </w:r>
-      <w:proofErr w:type="spellEnd"/>
-      <w:r>
-        <w:rPr>
-          <w:rFonts w:ascii="Times New Roman" w:hAnsi="Times New Roman" w:cs="Times New Roman"/>
-          <w:sz w:val="28"/>
-          <w:szCs w:val="28"/>
-        </w:rPr>
-        <w:t xml:space="preserve"> и выбранному стандарту освещения (D65 / D50 / E) решается линейная система 3×3 вручную (метод Крамера), без единой жёстко заданной константы перевода.</w:t>
+        <w:t>Реализовано построение матрицы перехода RGB→XYZ «на лету»: по хроматичностям основных цветов sRGB и выбранному стандарту освещения (D65 / D50 / E) решается линейная система 3×3 вручную (метод Крамера), без единой жёстко заданной константы перевода.</w:t>
       </w:r>
     </w:p>
     <w:p>
@@ -622,18 +527,8 @@
           <w:sz w:val="28"/>
           <w:szCs w:val="28"/>
         </w:rPr>
-        <w:t xml:space="preserve">Реализованы формулы XYZ↔LAB (CIE 1976) с зависимостью от выбранной белой точки, а также две стратегии обработки выхода цвета за пределы гаммы RGB — </w:t>
-      </w:r>
-      <w:proofErr w:type="spellStart"/>
-      <w:r>
-        <w:rPr>
-          <w:rFonts w:ascii="Times New Roman" w:hAnsi="Times New Roman" w:cs="Times New Roman"/>
-          <w:sz w:val="28"/>
-          <w:szCs w:val="28"/>
-        </w:rPr>
-        <w:t>Clip</w:t>
-      </w:r>
-      <w:proofErr w:type="spellEnd"/>
+        <w:t>Реализованы формулы XYZ↔LAB (CIE 1976) с зависимостью от выбранной белой точки, а также две стратегии обработки выхода цвета за пределы гаммы RGB — Clip</w:t>
+      </w:r>
       <w:r>
         <w:rPr>
           <w:rFonts w:ascii="Times New Roman" w:hAnsi="Times New Roman" w:cs="Times New Roman"/>
@@ -649,16 +544,7 @@
           <w:sz w:val="28"/>
           <w:szCs w:val="28"/>
         </w:rPr>
-        <w:t xml:space="preserve"> (обрезание) и </w:t>
-      </w:r>
-      <w:proofErr w:type="spellStart"/>
-      <w:r>
-        <w:rPr>
-          <w:rFonts w:ascii="Times New Roman" w:hAnsi="Times New Roman" w:cs="Times New Roman"/>
-          <w:sz w:val="28"/>
-          <w:szCs w:val="28"/>
-        </w:rPr>
-        <w:t>Scal</w:t>
+        <w:t xml:space="preserve"> (обрезание) и Scal</w:t>
       </w:r>
       <w:r>
         <w:rPr>
@@ -669,7 +555,6 @@
         </w:rPr>
         <w:t>ing</w:t>
       </w:r>
-      <w:proofErr w:type="spellEnd"/>
       <w:r>
         <w:rPr>
           <w:rFonts w:ascii="Times New Roman" w:hAnsi="Times New Roman" w:cs="Times New Roman"/>
@@ -697,97 +582,7 @@
           <w:sz w:val="28"/>
           <w:szCs w:val="28"/>
         </w:rPr>
-        <w:t xml:space="preserve">Приложение перепроектировано по слоям: Model (чистая математика, </w:t>
-      </w:r>
-      <w:proofErr w:type="spellStart"/>
-      <w:r>
-        <w:rPr>
-          <w:rFonts w:ascii="Times New Roman" w:hAnsi="Times New Roman" w:cs="Times New Roman"/>
-          <w:sz w:val="28"/>
-          <w:szCs w:val="28"/>
-        </w:rPr>
-        <w:t>ColorMath.cs</w:t>
-      </w:r>
-      <w:proofErr w:type="spellEnd"/>
-      <w:r>
-        <w:rPr>
-          <w:rFonts w:ascii="Times New Roman" w:hAnsi="Times New Roman" w:cs="Times New Roman"/>
-          <w:sz w:val="28"/>
-          <w:szCs w:val="28"/>
-        </w:rPr>
-        <w:t xml:space="preserve">), </w:t>
-      </w:r>
-      <w:proofErr w:type="spellStart"/>
-      <w:r>
-        <w:rPr>
-          <w:rFonts w:ascii="Times New Roman" w:hAnsi="Times New Roman" w:cs="Times New Roman"/>
-          <w:sz w:val="28"/>
-          <w:szCs w:val="28"/>
-        </w:rPr>
-        <w:t>ViewModel</w:t>
-      </w:r>
-      <w:proofErr w:type="spellEnd"/>
-      <w:r>
-        <w:rPr>
-          <w:rFonts w:ascii="Times New Roman" w:hAnsi="Times New Roman" w:cs="Times New Roman"/>
-          <w:sz w:val="28"/>
-          <w:szCs w:val="28"/>
-        </w:rPr>
-        <w:t>/</w:t>
-      </w:r>
-      <w:proofErr w:type="spellStart"/>
-      <w:r>
-        <w:rPr>
-          <w:rFonts w:ascii="Times New Roman" w:hAnsi="Times New Roman" w:cs="Times New Roman"/>
-          <w:sz w:val="28"/>
-          <w:szCs w:val="28"/>
-        </w:rPr>
-        <w:t>Controller</w:t>
-      </w:r>
-      <w:proofErr w:type="spellEnd"/>
-      <w:r>
-        <w:rPr>
-          <w:rFonts w:ascii="Times New Roman" w:hAnsi="Times New Roman" w:cs="Times New Roman"/>
-          <w:sz w:val="28"/>
-          <w:szCs w:val="28"/>
-        </w:rPr>
-        <w:t xml:space="preserve"> (</w:t>
-      </w:r>
-      <w:proofErr w:type="spellStart"/>
-      <w:r>
-        <w:rPr>
-          <w:rFonts w:ascii="Times New Roman" w:hAnsi="Times New Roman" w:cs="Times New Roman"/>
-          <w:sz w:val="28"/>
-          <w:szCs w:val="28"/>
-        </w:rPr>
-        <w:t>ColorViewModel.cs</w:t>
-      </w:r>
-      <w:proofErr w:type="spellEnd"/>
-      <w:r>
-        <w:rPr>
-          <w:rFonts w:ascii="Times New Roman" w:hAnsi="Times New Roman" w:cs="Times New Roman"/>
-          <w:sz w:val="28"/>
-          <w:szCs w:val="28"/>
-        </w:rPr>
-        <w:t>) и View (</w:t>
-      </w:r>
-      <w:proofErr w:type="spellStart"/>
-      <w:r>
-        <w:rPr>
-          <w:rFonts w:ascii="Times New Roman" w:hAnsi="Times New Roman" w:cs="Times New Roman"/>
-          <w:sz w:val="28"/>
-          <w:szCs w:val="28"/>
-        </w:rPr>
-        <w:t>WinForms</w:t>
-      </w:r>
-      <w:proofErr w:type="spellEnd"/>
-      <w:r>
-        <w:rPr>
-          <w:rFonts w:ascii="Times New Roman" w:hAnsi="Times New Roman" w:cs="Times New Roman"/>
-          <w:sz w:val="28"/>
-          <w:szCs w:val="28"/>
-        </w:rPr>
-        <w:t>-форма Form1.cs), не зависящий друг от друга код математики и интерфейса.</w:t>
+        <w:t>Приложение перепроектировано по слоям: Model (чистая математика, ColorMath.cs), ViewModel/Controller (ColorViewModel.cs) и View (WinForms-форма Form1.cs), не зависящий друг от друга код математики и интерфейса.</w:t>
       </w:r>
     </w:p>
     <w:p>
@@ -830,79 +625,7 @@
           <w:sz w:val="28"/>
           <w:szCs w:val="28"/>
         </w:rPr>
-        <w:t xml:space="preserve">Написаны и пройдены автоматические </w:t>
-      </w:r>
-      <w:proofErr w:type="spellStart"/>
-      <w:r>
-        <w:rPr>
-          <w:rFonts w:ascii="Times New Roman" w:hAnsi="Times New Roman" w:cs="Times New Roman"/>
-          <w:sz w:val="28"/>
-          <w:szCs w:val="28"/>
-        </w:rPr>
-        <w:t>unit</w:t>
-      </w:r>
-      <w:proofErr w:type="spellEnd"/>
-      <w:r>
-        <w:rPr>
-          <w:rFonts w:ascii="Times New Roman" w:hAnsi="Times New Roman" w:cs="Times New Roman"/>
-          <w:sz w:val="28"/>
-          <w:szCs w:val="28"/>
-        </w:rPr>
-        <w:t>-тесты (</w:t>
-      </w:r>
-      <w:proofErr w:type="spellStart"/>
-      <w:r>
-        <w:rPr>
-          <w:rFonts w:ascii="Times New Roman" w:hAnsi="Times New Roman" w:cs="Times New Roman"/>
-          <w:sz w:val="28"/>
-          <w:szCs w:val="28"/>
-        </w:rPr>
-        <w:t>MSTest</w:t>
-      </w:r>
-      <w:proofErr w:type="spellEnd"/>
-      <w:r>
-        <w:rPr>
-          <w:rFonts w:ascii="Times New Roman" w:hAnsi="Times New Roman" w:cs="Times New Roman"/>
-          <w:sz w:val="28"/>
-          <w:szCs w:val="28"/>
-        </w:rPr>
-        <w:t xml:space="preserve">) для проверки корректности переводов: эталонные значения Lab для красного/зелёного/синего/белого/чёрного цветов, инвариант «RGB-белый → </w:t>
-      </w:r>
-      <w:proofErr w:type="gramStart"/>
-      <w:r>
-        <w:rPr>
-          <w:rFonts w:ascii="Times New Roman" w:hAnsi="Times New Roman" w:cs="Times New Roman"/>
-          <w:sz w:val="28"/>
-          <w:szCs w:val="28"/>
-        </w:rPr>
-        <w:t>Lab(</w:t>
-      </w:r>
-      <w:proofErr w:type="gramEnd"/>
-      <w:r>
-        <w:rPr>
-          <w:rFonts w:ascii="Times New Roman" w:hAnsi="Times New Roman" w:cs="Times New Roman"/>
-          <w:sz w:val="28"/>
-          <w:szCs w:val="28"/>
-        </w:rPr>
-        <w:t xml:space="preserve">100,0,0)» при любом освещении, </w:t>
-      </w:r>
-      <w:proofErr w:type="spellStart"/>
-      <w:r>
-        <w:rPr>
-          <w:rFonts w:ascii="Times New Roman" w:hAnsi="Times New Roman" w:cs="Times New Roman"/>
-          <w:sz w:val="28"/>
-          <w:szCs w:val="28"/>
-        </w:rPr>
-        <w:t>round-trip</w:t>
-      </w:r>
-      <w:proofErr w:type="spellEnd"/>
-      <w:r>
-        <w:rPr>
-          <w:rFonts w:ascii="Times New Roman" w:hAnsi="Times New Roman" w:cs="Times New Roman"/>
-          <w:sz w:val="28"/>
-          <w:szCs w:val="28"/>
-        </w:rPr>
-        <w:t xml:space="preserve"> тесты HSV↔XYZ, RGB↔XYZ, LAB↔XYZ, а также определение выхода за гамму.</w:t>
+        <w:t>Написаны и пройдены автоматические unit-тесты (MSTest) для проверки корректности переводов: эталонные значения Lab для красного/зелёного/синего/белого/чёрного цветов, инвариант «RGB-белый → Lab(100,0,0)» при любом освещении, round-trip тесты HSV↔XYZ, RGB↔XYZ, LAB↔XYZ, а также определение выхода за гамму.</w:t>
       </w:r>
     </w:p>
     <w:p>
@@ -948,97 +671,7 @@
           <w:sz w:val="28"/>
           <w:szCs w:val="28"/>
         </w:rPr>
-        <w:t xml:space="preserve">Язык и платформа: C#, .NET 8, Windows </w:t>
-      </w:r>
-      <w:proofErr w:type="spellStart"/>
-      <w:r>
-        <w:rPr>
-          <w:rFonts w:ascii="Times New Roman" w:hAnsi="Times New Roman" w:cs="Times New Roman"/>
-          <w:sz w:val="28"/>
-          <w:szCs w:val="28"/>
-        </w:rPr>
-        <w:t>Forms</w:t>
-      </w:r>
-      <w:proofErr w:type="spellEnd"/>
-      <w:r>
-        <w:rPr>
-          <w:rFonts w:ascii="Times New Roman" w:hAnsi="Times New Roman" w:cs="Times New Roman"/>
-          <w:sz w:val="28"/>
-          <w:szCs w:val="28"/>
-        </w:rPr>
-        <w:t xml:space="preserve">. Среда разработки: Visual Studio 2022. Тестирование: </w:t>
-      </w:r>
-      <w:proofErr w:type="spellStart"/>
-      <w:r>
-        <w:rPr>
-          <w:rFonts w:ascii="Times New Roman" w:hAnsi="Times New Roman" w:cs="Times New Roman"/>
-          <w:sz w:val="28"/>
-          <w:szCs w:val="28"/>
-        </w:rPr>
-        <w:t>MSTest</w:t>
-      </w:r>
-      <w:proofErr w:type="spellEnd"/>
-      <w:r>
-        <w:rPr>
-          <w:rFonts w:ascii="Times New Roman" w:hAnsi="Times New Roman" w:cs="Times New Roman"/>
-          <w:sz w:val="28"/>
-          <w:szCs w:val="28"/>
-        </w:rPr>
-        <w:t xml:space="preserve"> (</w:t>
-      </w:r>
-      <w:proofErr w:type="spellStart"/>
-      <w:r>
-        <w:rPr>
-          <w:rFonts w:ascii="Times New Roman" w:hAnsi="Times New Roman" w:cs="Times New Roman"/>
-          <w:sz w:val="28"/>
-          <w:szCs w:val="28"/>
-        </w:rPr>
-        <w:t>Microsoft.NET.Test.Sdk</w:t>
-      </w:r>
-      <w:proofErr w:type="spellEnd"/>
-      <w:r>
-        <w:rPr>
-          <w:rFonts w:ascii="Times New Roman" w:hAnsi="Times New Roman" w:cs="Times New Roman"/>
-          <w:sz w:val="28"/>
-          <w:szCs w:val="28"/>
-        </w:rPr>
-        <w:t xml:space="preserve">). Система контроля версий: </w:t>
-      </w:r>
-      <w:proofErr w:type="spellStart"/>
-      <w:r>
-        <w:rPr>
-          <w:rFonts w:ascii="Times New Roman" w:hAnsi="Times New Roman" w:cs="Times New Roman"/>
-          <w:sz w:val="28"/>
-          <w:szCs w:val="28"/>
-        </w:rPr>
-        <w:t>Git</w:t>
-      </w:r>
-      <w:proofErr w:type="spellEnd"/>
-      <w:r>
-        <w:rPr>
-          <w:rFonts w:ascii="Times New Roman" w:hAnsi="Times New Roman" w:cs="Times New Roman"/>
-          <w:sz w:val="28"/>
-          <w:szCs w:val="28"/>
-        </w:rPr>
-        <w:t>/</w:t>
-      </w:r>
-      <w:proofErr w:type="spellStart"/>
-      <w:r>
-        <w:rPr>
-          <w:rFonts w:ascii="Times New Roman" w:hAnsi="Times New Roman" w:cs="Times New Roman"/>
-          <w:sz w:val="28"/>
-          <w:szCs w:val="28"/>
-        </w:rPr>
-        <w:t>GitHub</w:t>
-      </w:r>
-      <w:proofErr w:type="spellEnd"/>
-      <w:r>
-        <w:rPr>
-          <w:rFonts w:ascii="Times New Roman" w:hAnsi="Times New Roman" w:cs="Times New Roman"/>
-          <w:sz w:val="28"/>
-          <w:szCs w:val="28"/>
-        </w:rPr>
-        <w:t xml:space="preserve"> (для сдачи исходного кода). Сторонние библиотеки конвертации цветов не использовались — вся математика реализована вручную.</w:t>
+        <w:t>Язык и платформа: C#, .NET 8, Windows Forms. Среда разработки: Visual Studio 2022. Тестирование: MSTest (Microsoft.NET.Test.Sdk). Система контроля версий: Git/GitHub (для сдачи исходного кода). Сторонние библиотеки конвертации цветов не использовались — вся математика реализована вручную.</w:t>
       </w:r>
     </w:p>
     <w:p>
@@ -1084,25 +717,7 @@
           <w:sz w:val="28"/>
           <w:szCs w:val="28"/>
         </w:rPr>
-        <w:t>В ходе работы получены практические навыки построения матриц цветового пространства из первых принципов (</w:t>
-      </w:r>
-      <w:proofErr w:type="spellStart"/>
-      <w:r>
-        <w:rPr>
-          <w:rFonts w:ascii="Times New Roman" w:hAnsi="Times New Roman" w:cs="Times New Roman"/>
-          <w:sz w:val="28"/>
-          <w:szCs w:val="28"/>
-        </w:rPr>
-        <w:t>хроматичности</w:t>
-      </w:r>
-      <w:proofErr w:type="spellEnd"/>
-      <w:r>
-        <w:rPr>
-          <w:rFonts w:ascii="Times New Roman" w:hAnsi="Times New Roman" w:cs="Times New Roman"/>
-          <w:sz w:val="28"/>
-          <w:szCs w:val="28"/>
-        </w:rPr>
-        <w:t xml:space="preserve"> + белая точка) и понимание того, что HSV не имеет самостоятельного физического определения вне RGB. Реализованное приложение обеспечивает корректный, взаимно обратимый пересчёт между HSV, XYZ и LAB, поддерживает смену стандарта освещения с пересчётом матриц «на лету», две стратегии обработки выхода за гамму и покрыто автоматическими тестами, подтверждающими соответствие эталонным значениям CIE.</w:t>
+        <w:t>В ходе работы получены практические навыки построения матриц цветового пространства из первых принципов (хроматичности + белая точка) и понимание того, что HSV не имеет самостоятельного физического определения вне RGB. Реализованное приложение обеспечивает корректный, взаимно обратимый пересчёт между HSV, XYZ и LAB, поддерживает смену стандарта освещения с пересчётом матриц «на лету», две стратегии обработки выхода за гамму и покрыто автоматическими тестами, подтверждающими соответствие эталонным значениям CIE.</w:t>
       </w:r>
     </w:p>
     <w:p>
@@ -1319,15 +934,6 @@
   </w:abstractNum>
   <w:num w:numId="1" w16cid:durableId="1090389429">
     <w:abstractNumId w:val="0"/>
-    <w:lvlOverride w:ilvl="0"/>
-    <w:lvlOverride w:ilvl="1"/>
-    <w:lvlOverride w:ilvl="2"/>
-    <w:lvlOverride w:ilvl="3"/>
-    <w:lvlOverride w:ilvl="4"/>
-    <w:lvlOverride w:ilvl="5"/>
-    <w:lvlOverride w:ilvl="6"/>
-    <w:lvlOverride w:ilvl="7"/>
-    <w:lvlOverride w:ilvl="8"/>
   </w:num>
   <w:num w:numId="2" w16cid:durableId="876043917">
     <w:abstractNumId w:val="1"/>
@@ -1938,6 +1544,7 @@
   <w:style w:type="character" w:default="1" w:styleId="a0">
     <w:name w:val="Default Paragraph Font"/>
     <w:uiPriority w:val="1"/>
+    <w:semiHidden/>
     <w:unhideWhenUsed/>
   </w:style>
   <w:style w:type="table" w:default="1" w:styleId="a1">

--- a/lab1 Tavrykina/Отчет лаб1 Таврыкина.docx
+++ b/lab1 Tavrykina/Отчет лаб1 Таврыкина.docx
@@ -33,13 +33,23 @@
           <w:szCs w:val="28"/>
         </w:rPr>
       </w:pPr>
-      <w:r>
-        <w:rPr>
-          <w:rFonts w:ascii="Times New Roman" w:hAnsi="Times New Roman" w:cs="Times New Roman"/>
-          <w:sz w:val="28"/>
-          <w:szCs w:val="28"/>
-        </w:rPr>
-        <w:t>Таврыкина Елизавета, 11 группа</w:t>
+      <w:proofErr w:type="spellStart"/>
+      <w:r>
+        <w:rPr>
+          <w:rFonts w:ascii="Times New Roman" w:hAnsi="Times New Roman" w:cs="Times New Roman"/>
+          <w:sz w:val="28"/>
+          <w:szCs w:val="28"/>
+        </w:rPr>
+        <w:t>Таврыкина</w:t>
+      </w:r>
+      <w:proofErr w:type="spellEnd"/>
+      <w:r>
+        <w:rPr>
+          <w:rFonts w:ascii="Times New Roman" w:hAnsi="Times New Roman" w:cs="Times New Roman"/>
+          <w:sz w:val="28"/>
+          <w:szCs w:val="28"/>
+        </w:rPr>
+        <w:t xml:space="preserve"> Елизавета, 11 группа</w:t>
       </w:r>
       <w:r>
         <w:rPr>
@@ -174,6 +184,7 @@
           <w:rFonts w:ascii="Times New Roman" w:hAnsi="Times New Roman" w:cs="Times New Roman"/>
           <w:sz w:val="28"/>
           <w:szCs w:val="28"/>
+          <w:lang w:val="be-BY"/>
         </w:rPr>
       </w:pPr>
       <w:r>
@@ -229,6 +240,73 @@
           </w:rPr>
           <m:t>HSV</m:t>
         </m:r>
+        <m:r>
+          <w:rPr>
+            <w:rFonts w:ascii="Cambria Math" w:hAnsi="Cambria Math" w:cs="Times New Roman"/>
+            <w:sz w:val="28"/>
+            <w:szCs w:val="28"/>
+          </w:rPr>
+          <m:t>,</m:t>
+        </m:r>
+        <m:r>
+          <w:rPr>
+            <w:rFonts w:ascii="Cambria Math" w:hAnsi="Cambria Math" w:cs="Times New Roman"/>
+            <w:sz w:val="28"/>
+            <w:szCs w:val="28"/>
+            <w:lang w:val="en-US"/>
+          </w:rPr>
+          <m:t>CMYK</m:t>
+        </m:r>
+        <m:r>
+          <w:rPr>
+            <w:rFonts w:ascii="Cambria Math" w:hAnsi="Cambria Math" w:cs="Times New Roman"/>
+            <w:sz w:val="28"/>
+            <w:szCs w:val="28"/>
+          </w:rPr>
+          <m:t>,</m:t>
+        </m:r>
+        <m:r>
+          <w:rPr>
+            <w:rFonts w:ascii="Cambria Math" w:hAnsi="Cambria Math" w:cs="Times New Roman"/>
+            <w:sz w:val="28"/>
+            <w:szCs w:val="28"/>
+          </w:rPr>
+          <m:t>H</m:t>
+        </m:r>
+        <m:r>
+          <w:rPr>
+            <w:rFonts w:ascii="Cambria Math" w:hAnsi="Cambria Math" w:cs="Times New Roman"/>
+            <w:sz w:val="28"/>
+            <w:szCs w:val="28"/>
+            <w:lang w:val="en-US"/>
+          </w:rPr>
+          <m:t>LS</m:t>
+        </m:r>
+        <m:r>
+          <w:rPr>
+            <w:rFonts w:ascii="Cambria Math" w:hAnsi="Cambria Math" w:cs="Times New Roman"/>
+            <w:sz w:val="28"/>
+            <w:szCs w:val="28"/>
+          </w:rPr>
+          <m:t>,</m:t>
+        </m:r>
+        <m:r>
+          <w:rPr>
+            <w:rFonts w:ascii="Cambria Math" w:hAnsi="Cambria Math" w:cs="Times New Roman"/>
+            <w:sz w:val="28"/>
+            <w:szCs w:val="28"/>
+          </w:rPr>
+          <m:t>R</m:t>
+        </m:r>
+        <m:r>
+          <w:rPr>
+            <w:rFonts w:ascii="Cambria Math" w:hAnsi="Cambria Math" w:cs="Times New Roman"/>
+            <w:sz w:val="28"/>
+            <w:szCs w:val="28"/>
+            <w:lang w:val="en-US"/>
+          </w:rPr>
+          <m:t>GB</m:t>
+        </m:r>
       </m:oMath>
       <w:r>
         <w:rPr>
@@ -236,23 +314,40 @@
           <w:sz w:val="28"/>
           <w:szCs w:val="28"/>
         </w:rPr>
-        <w:t>), алгоритмы пересчета координат между ними, а также разработать интерактивное приложение для визуализации и взаимного пересчета компонентов цвета</w:t>
-      </w:r>
-      <w:r>
-        <w:rPr>
-          <w:rFonts w:ascii="Times New Roman" w:hAnsi="Times New Roman" w:cs="Times New Roman"/>
-          <w:sz w:val="28"/>
-          <w:szCs w:val="28"/>
-        </w:rPr>
-        <w:t>, позволяющее задавать цвет (полями ввода, палитрой, ползунками)</w:t>
-      </w:r>
-      <w:r>
-        <w:rPr>
-          <w:rFonts w:ascii="Times New Roman" w:hAnsi="Times New Roman" w:cs="Times New Roman"/>
-          <w:sz w:val="28"/>
-          <w:szCs w:val="28"/>
-        </w:rPr>
-        <w:t xml:space="preserve"> в режиме реального времени.</w:t>
+        <w:t>), алгоритмы пересчета координат между ними</w:t>
+      </w:r>
+      <w:r>
+        <w:rPr>
+          <w:rFonts w:ascii="Times New Roman" w:hAnsi="Times New Roman" w:cs="Times New Roman"/>
+          <w:sz w:val="28"/>
+          <w:szCs w:val="28"/>
+        </w:rPr>
+        <w:t xml:space="preserve">, </w:t>
+      </w:r>
+      <w:r>
+        <w:rPr>
+          <w:rFonts w:ascii="Times New Roman" w:hAnsi="Times New Roman" w:cs="Times New Roman"/>
+          <w:sz w:val="28"/>
+          <w:szCs w:val="28"/>
+        </w:rPr>
+        <w:t xml:space="preserve">исследовать цветовой график </w:t>
+      </w:r>
+      <w:r>
+        <w:rPr>
+          <w:rFonts w:ascii="Times New Roman" w:hAnsi="Times New Roman" w:cs="Times New Roman"/>
+          <w:sz w:val="28"/>
+          <w:szCs w:val="28"/>
+          <w:lang w:val="en-US"/>
+        </w:rPr>
+        <w:t>MKO</w:t>
+      </w:r>
+      <w:r>
+        <w:rPr>
+          <w:rFonts w:ascii="Times New Roman" w:hAnsi="Times New Roman" w:cs="Times New Roman"/>
+          <w:sz w:val="28"/>
+          <w:szCs w:val="28"/>
+        </w:rPr>
+        <w:t>.</w:t>
       </w:r>
     </w:p>
     <w:p>
@@ -328,118 +423,12 @@
           <w:sz w:val="28"/>
           <w:szCs w:val="28"/>
         </w:rPr>
-        <w:t>Добавить выбор стандарта освещения (</w:t>
-      </w:r>
-      <w:r>
-        <w:rPr>
-          <w:rFonts w:ascii="Times New Roman" w:hAnsi="Times New Roman" w:cs="Times New Roman"/>
-          <w:sz w:val="28"/>
-          <w:szCs w:val="28"/>
-          <w:lang w:val="en-US"/>
-        </w:rPr>
-        <w:t>D</w:t>
-      </w:r>
-      <w:r>
-        <w:rPr>
-          <w:rFonts w:ascii="Times New Roman" w:hAnsi="Times New Roman" w:cs="Times New Roman"/>
-          <w:sz w:val="28"/>
-          <w:szCs w:val="28"/>
-        </w:rPr>
-        <w:t xml:space="preserve">65, </w:t>
-      </w:r>
-      <w:r>
-        <w:rPr>
-          <w:rFonts w:ascii="Times New Roman" w:hAnsi="Times New Roman" w:cs="Times New Roman"/>
-          <w:sz w:val="28"/>
-          <w:szCs w:val="28"/>
-          <w:lang w:val="en-US"/>
-        </w:rPr>
-        <w:t>D</w:t>
-      </w:r>
-      <w:r>
-        <w:rPr>
-          <w:rFonts w:ascii="Times New Roman" w:hAnsi="Times New Roman" w:cs="Times New Roman"/>
-          <w:sz w:val="28"/>
-          <w:szCs w:val="28"/>
-        </w:rPr>
-        <w:t xml:space="preserve">50, </w:t>
-      </w:r>
-      <w:r>
-        <w:rPr>
-          <w:rFonts w:ascii="Times New Roman" w:hAnsi="Times New Roman" w:cs="Times New Roman"/>
-          <w:sz w:val="28"/>
-          <w:szCs w:val="28"/>
-          <w:lang w:val="en-US"/>
-        </w:rPr>
-        <w:t>E</w:t>
-      </w:r>
-      <w:r>
-        <w:rPr>
-          <w:rFonts w:ascii="Times New Roman" w:hAnsi="Times New Roman" w:cs="Times New Roman"/>
-          <w:sz w:val="28"/>
-          <w:szCs w:val="28"/>
-        </w:rPr>
-        <w:t>)</w:t>
+        <w:t>Математически описать переходы из одной цветовой модели к другой, разработать интерфейс, позволяющий пересчитывать координаты разных цветовых моделей.</w:t>
       </w:r>
     </w:p>
     <w:p>
       <w:pPr>
         <w:pStyle w:val="a7"/>
-        <w:numPr>
-          <w:ilvl w:val="0"/>
-          <w:numId w:val="2"/>
-        </w:numPr>
-        <w:rPr>
-          <w:rFonts w:ascii="Times New Roman" w:hAnsi="Times New Roman" w:cs="Times New Roman"/>
-          <w:sz w:val="28"/>
-          <w:szCs w:val="28"/>
-        </w:rPr>
-      </w:pPr>
-      <w:r>
-        <w:rPr>
-          <w:rFonts w:ascii="Times New Roman" w:hAnsi="Times New Roman" w:cs="Times New Roman"/>
-          <w:sz w:val="28"/>
-          <w:szCs w:val="28"/>
-        </w:rPr>
-        <w:t xml:space="preserve">Предусмотреть ситуацию при выходе цвета за рамки возможности модели с помощью стратегий </w:t>
-      </w:r>
-      <w:r>
-        <w:rPr>
-          <w:rFonts w:ascii="Times New Roman" w:hAnsi="Times New Roman" w:cs="Times New Roman"/>
-          <w:sz w:val="28"/>
-          <w:szCs w:val="28"/>
-          <w:lang w:val="en-US"/>
-        </w:rPr>
-        <w:t>Clipping</w:t>
-      </w:r>
-      <w:r>
-        <w:rPr>
-          <w:rFonts w:ascii="Times New Roman" w:hAnsi="Times New Roman" w:cs="Times New Roman"/>
-          <w:sz w:val="28"/>
-          <w:szCs w:val="28"/>
-        </w:rPr>
-        <w:t xml:space="preserve">(Обрезание), </w:t>
-      </w:r>
-      <w:r>
-        <w:rPr>
-          <w:rFonts w:ascii="Times New Roman" w:hAnsi="Times New Roman" w:cs="Times New Roman"/>
-          <w:sz w:val="28"/>
-          <w:szCs w:val="28"/>
-          <w:lang w:val="en-US"/>
-        </w:rPr>
-        <w:t>Scaling</w:t>
-      </w:r>
-      <w:r>
-        <w:rPr>
-          <w:rFonts w:ascii="Times New Roman" w:hAnsi="Times New Roman" w:cs="Times New Roman"/>
-          <w:sz w:val="28"/>
-          <w:szCs w:val="28"/>
-        </w:rPr>
-        <w:t>(Масштабирование)</w:t>
-      </w:r>
-    </w:p>
-    <w:p>
-      <w:pPr>
         <w:rPr>
           <w:rFonts w:ascii="Times New Roman" w:hAnsi="Times New Roman" w:cs="Times New Roman"/>
           <w:sz w:val="28"/>
@@ -506,7 +495,43 @@
           <w:sz w:val="28"/>
           <w:szCs w:val="28"/>
         </w:rPr>
-        <w:t>Реализовано построение матрицы перехода RGB→XYZ «на лету»: по хроматичностям основных цветов sRGB и выбранному стандарту освещения (D65 / D50 / E) решается линейная система 3×3 вручную (метод Крамера), без единой жёстко заданной константы перевода.</w:t>
+        <w:t xml:space="preserve">Реализовано построение матрицы перехода RGB→XYZ «на лету»: по </w:t>
+      </w:r>
+      <w:proofErr w:type="spellStart"/>
+      <w:r>
+        <w:rPr>
+          <w:rFonts w:ascii="Times New Roman" w:hAnsi="Times New Roman" w:cs="Times New Roman"/>
+          <w:sz w:val="28"/>
+          <w:szCs w:val="28"/>
+        </w:rPr>
+        <w:t>хроматичностям</w:t>
+      </w:r>
+      <w:proofErr w:type="spellEnd"/>
+      <w:r>
+        <w:rPr>
+          <w:rFonts w:ascii="Times New Roman" w:hAnsi="Times New Roman" w:cs="Times New Roman"/>
+          <w:sz w:val="28"/>
+          <w:szCs w:val="28"/>
+        </w:rPr>
+        <w:t xml:space="preserve"> основных цветов </w:t>
+      </w:r>
+      <w:proofErr w:type="spellStart"/>
+      <w:r>
+        <w:rPr>
+          <w:rFonts w:ascii="Times New Roman" w:hAnsi="Times New Roman" w:cs="Times New Roman"/>
+          <w:sz w:val="28"/>
+          <w:szCs w:val="28"/>
+        </w:rPr>
+        <w:t>sRGB</w:t>
+      </w:r>
+      <w:proofErr w:type="spellEnd"/>
+      <w:r>
+        <w:rPr>
+          <w:rFonts w:ascii="Times New Roman" w:hAnsi="Times New Roman" w:cs="Times New Roman"/>
+          <w:sz w:val="28"/>
+          <w:szCs w:val="28"/>
+        </w:rPr>
+        <w:t xml:space="preserve"> и выбранному стандарту освещения (D65 / D50 / E) решается линейная система 3×3 вручную (метод Крамера), без единой жёстко заданной константы перевода.</w:t>
       </w:r>
     </w:p>
     <w:p>
@@ -527,8 +552,18 @@
           <w:sz w:val="28"/>
           <w:szCs w:val="28"/>
         </w:rPr>
-        <w:t>Реализованы формулы XYZ↔LAB (CIE 1976) с зависимостью от выбранной белой точки, а также две стратегии обработки выхода цвета за пределы гаммы RGB — Clip</w:t>
-      </w:r>
+        <w:t xml:space="preserve">Реализованы формулы XYZ↔LAB (CIE 1976) с зависимостью от выбранной белой точки, а также две стратегии обработки выхода цвета за пределы гаммы RGB — </w:t>
+      </w:r>
+      <w:proofErr w:type="spellStart"/>
+      <w:r>
+        <w:rPr>
+          <w:rFonts w:ascii="Times New Roman" w:hAnsi="Times New Roman" w:cs="Times New Roman"/>
+          <w:sz w:val="28"/>
+          <w:szCs w:val="28"/>
+        </w:rPr>
+        <w:t>Clip</w:t>
+      </w:r>
+      <w:proofErr w:type="spellEnd"/>
       <w:r>
         <w:rPr>
           <w:rFonts w:ascii="Times New Roman" w:hAnsi="Times New Roman" w:cs="Times New Roman"/>
@@ -544,7 +579,16 @@
           <w:sz w:val="28"/>
           <w:szCs w:val="28"/>
         </w:rPr>
-        <w:t xml:space="preserve"> (обрезание) и Scal</w:t>
+        <w:t xml:space="preserve"> (обрезание) и </w:t>
+      </w:r>
+      <w:proofErr w:type="spellStart"/>
+      <w:r>
+        <w:rPr>
+          <w:rFonts w:ascii="Times New Roman" w:hAnsi="Times New Roman" w:cs="Times New Roman"/>
+          <w:sz w:val="28"/>
+          <w:szCs w:val="28"/>
+        </w:rPr>
+        <w:t>Scal</w:t>
       </w:r>
       <w:r>
         <w:rPr>
@@ -555,6 +599,7 @@
         </w:rPr>
         <w:t>ing</w:t>
       </w:r>
+      <w:proofErr w:type="spellEnd"/>
       <w:r>
         <w:rPr>
           <w:rFonts w:ascii="Times New Roman" w:hAnsi="Times New Roman" w:cs="Times New Roman"/>
@@ -582,7 +627,97 @@
           <w:sz w:val="28"/>
           <w:szCs w:val="28"/>
         </w:rPr>
-        <w:t>Приложение перепроектировано по слоям: Model (чистая математика, ColorMath.cs), ViewModel/Controller (ColorViewModel.cs) и View (WinForms-форма Form1.cs), не зависящий друг от друга код математики и интерфейса.</w:t>
+        <w:t xml:space="preserve">Приложение перепроектировано по слоям: Model (чистая математика, </w:t>
+      </w:r>
+      <w:proofErr w:type="spellStart"/>
+      <w:r>
+        <w:rPr>
+          <w:rFonts w:ascii="Times New Roman" w:hAnsi="Times New Roman" w:cs="Times New Roman"/>
+          <w:sz w:val="28"/>
+          <w:szCs w:val="28"/>
+        </w:rPr>
+        <w:t>ColorMath.cs</w:t>
+      </w:r>
+      <w:proofErr w:type="spellEnd"/>
+      <w:r>
+        <w:rPr>
+          <w:rFonts w:ascii="Times New Roman" w:hAnsi="Times New Roman" w:cs="Times New Roman"/>
+          <w:sz w:val="28"/>
+          <w:szCs w:val="28"/>
+        </w:rPr>
+        <w:t xml:space="preserve">), </w:t>
+      </w:r>
+      <w:proofErr w:type="spellStart"/>
+      <w:r>
+        <w:rPr>
+          <w:rFonts w:ascii="Times New Roman" w:hAnsi="Times New Roman" w:cs="Times New Roman"/>
+          <w:sz w:val="28"/>
+          <w:szCs w:val="28"/>
+        </w:rPr>
+        <w:t>ViewModel</w:t>
+      </w:r>
+      <w:proofErr w:type="spellEnd"/>
+      <w:r>
+        <w:rPr>
+          <w:rFonts w:ascii="Times New Roman" w:hAnsi="Times New Roman" w:cs="Times New Roman"/>
+          <w:sz w:val="28"/>
+          <w:szCs w:val="28"/>
+        </w:rPr>
+        <w:t>/</w:t>
+      </w:r>
+      <w:proofErr w:type="spellStart"/>
+      <w:r>
+        <w:rPr>
+          <w:rFonts w:ascii="Times New Roman" w:hAnsi="Times New Roman" w:cs="Times New Roman"/>
+          <w:sz w:val="28"/>
+          <w:szCs w:val="28"/>
+        </w:rPr>
+        <w:t>Controller</w:t>
+      </w:r>
+      <w:proofErr w:type="spellEnd"/>
+      <w:r>
+        <w:rPr>
+          <w:rFonts w:ascii="Times New Roman" w:hAnsi="Times New Roman" w:cs="Times New Roman"/>
+          <w:sz w:val="28"/>
+          <w:szCs w:val="28"/>
+        </w:rPr>
+        <w:t xml:space="preserve"> (</w:t>
+      </w:r>
+      <w:proofErr w:type="spellStart"/>
+      <w:r>
+        <w:rPr>
+          <w:rFonts w:ascii="Times New Roman" w:hAnsi="Times New Roman" w:cs="Times New Roman"/>
+          <w:sz w:val="28"/>
+          <w:szCs w:val="28"/>
+        </w:rPr>
+        <w:t>ColorViewModel.cs</w:t>
+      </w:r>
+      <w:proofErr w:type="spellEnd"/>
+      <w:r>
+        <w:rPr>
+          <w:rFonts w:ascii="Times New Roman" w:hAnsi="Times New Roman" w:cs="Times New Roman"/>
+          <w:sz w:val="28"/>
+          <w:szCs w:val="28"/>
+        </w:rPr>
+        <w:t>) и View (</w:t>
+      </w:r>
+      <w:proofErr w:type="spellStart"/>
+      <w:r>
+        <w:rPr>
+          <w:rFonts w:ascii="Times New Roman" w:hAnsi="Times New Roman" w:cs="Times New Roman"/>
+          <w:sz w:val="28"/>
+          <w:szCs w:val="28"/>
+        </w:rPr>
+        <w:t>WinForms</w:t>
+      </w:r>
+      <w:proofErr w:type="spellEnd"/>
+      <w:r>
+        <w:rPr>
+          <w:rFonts w:ascii="Times New Roman" w:hAnsi="Times New Roman" w:cs="Times New Roman"/>
+          <w:sz w:val="28"/>
+          <w:szCs w:val="28"/>
+        </w:rPr>
+        <w:t>-форма Form1.cs), не зависящий друг от друга код математики и интерфейса.</w:t>
       </w:r>
     </w:p>
     <w:p>
@@ -603,7 +738,6 @@
           <w:sz w:val="28"/>
           <w:szCs w:val="28"/>
         </w:rPr>
-        <w:lastRenderedPageBreak/>
         <w:t>Добавлена визуальная обратная связь: динамические градиентные полоски под каждым ползунком, показывающие результирующий цвет при изменении текущей компоненты.</w:t>
       </w:r>
     </w:p>
@@ -625,7 +759,62 @@
           <w:sz w:val="28"/>
           <w:szCs w:val="28"/>
         </w:rPr>
-        <w:t>Написаны и пройдены автоматические unit-тесты (MSTest) для проверки корректности переводов: эталонные значения Lab для красного/зелёного/синего/белого/чёрного цветов, инвариант «RGB-белый → Lab(100,0,0)» при любом освещении, round-trip тесты HSV↔XYZ, RGB↔XYZ, LAB↔XYZ, а также определение выхода за гамму.</w:t>
+        <w:lastRenderedPageBreak/>
+        <w:t xml:space="preserve">Написаны и пройдены автоматические </w:t>
+      </w:r>
+      <w:proofErr w:type="spellStart"/>
+      <w:r>
+        <w:rPr>
+          <w:rFonts w:ascii="Times New Roman" w:hAnsi="Times New Roman" w:cs="Times New Roman"/>
+          <w:sz w:val="28"/>
+          <w:szCs w:val="28"/>
+        </w:rPr>
+        <w:t>unit</w:t>
+      </w:r>
+      <w:proofErr w:type="spellEnd"/>
+      <w:r>
+        <w:rPr>
+          <w:rFonts w:ascii="Times New Roman" w:hAnsi="Times New Roman" w:cs="Times New Roman"/>
+          <w:sz w:val="28"/>
+          <w:szCs w:val="28"/>
+        </w:rPr>
+        <w:t>-тесты (</w:t>
+      </w:r>
+      <w:proofErr w:type="spellStart"/>
+      <w:r>
+        <w:rPr>
+          <w:rFonts w:ascii="Times New Roman" w:hAnsi="Times New Roman" w:cs="Times New Roman"/>
+          <w:sz w:val="28"/>
+          <w:szCs w:val="28"/>
+        </w:rPr>
+        <w:t>MSTest</w:t>
+      </w:r>
+      <w:proofErr w:type="spellEnd"/>
+      <w:r>
+        <w:rPr>
+          <w:rFonts w:ascii="Times New Roman" w:hAnsi="Times New Roman" w:cs="Times New Roman"/>
+          <w:sz w:val="28"/>
+          <w:szCs w:val="28"/>
+        </w:rPr>
+        <w:t xml:space="preserve">) для проверки корректности переводов: эталонные значения Lab для красного/зелёного/синего/белого/чёрного цветов, инвариант «RGB-белый → Lab(100,0,0)» при любом освещении, </w:t>
+      </w:r>
+      <w:proofErr w:type="spellStart"/>
+      <w:r>
+        <w:rPr>
+          <w:rFonts w:ascii="Times New Roman" w:hAnsi="Times New Roman" w:cs="Times New Roman"/>
+          <w:sz w:val="28"/>
+          <w:szCs w:val="28"/>
+        </w:rPr>
+        <w:t>round-trip</w:t>
+      </w:r>
+      <w:proofErr w:type="spellEnd"/>
+      <w:r>
+        <w:rPr>
+          <w:rFonts w:ascii="Times New Roman" w:hAnsi="Times New Roman" w:cs="Times New Roman"/>
+          <w:sz w:val="28"/>
+          <w:szCs w:val="28"/>
+        </w:rPr>
+        <w:t xml:space="preserve"> тесты HSV↔XYZ, RGB↔XYZ, LAB↔XYZ, а также определение выхода за гамму.</w:t>
       </w:r>
     </w:p>
     <w:p>
@@ -671,7 +860,97 @@
           <w:sz w:val="28"/>
           <w:szCs w:val="28"/>
         </w:rPr>
-        <w:t>Язык и платформа: C#, .NET 8, Windows Forms. Среда разработки: Visual Studio 2022. Тестирование: MSTest (Microsoft.NET.Test.Sdk). Система контроля версий: Git/GitHub (для сдачи исходного кода). Сторонние библиотеки конвертации цветов не использовались — вся математика реализована вручную.</w:t>
+        <w:t xml:space="preserve">Язык и платформа: C#, .NET 8, Windows </w:t>
+      </w:r>
+      <w:proofErr w:type="spellStart"/>
+      <w:r>
+        <w:rPr>
+          <w:rFonts w:ascii="Times New Roman" w:hAnsi="Times New Roman" w:cs="Times New Roman"/>
+          <w:sz w:val="28"/>
+          <w:szCs w:val="28"/>
+        </w:rPr>
+        <w:t>Forms</w:t>
+      </w:r>
+      <w:proofErr w:type="spellEnd"/>
+      <w:r>
+        <w:rPr>
+          <w:rFonts w:ascii="Times New Roman" w:hAnsi="Times New Roman" w:cs="Times New Roman"/>
+          <w:sz w:val="28"/>
+          <w:szCs w:val="28"/>
+        </w:rPr>
+        <w:t xml:space="preserve">. Среда разработки: Visual Studio 2022. Тестирование: </w:t>
+      </w:r>
+      <w:proofErr w:type="spellStart"/>
+      <w:r>
+        <w:rPr>
+          <w:rFonts w:ascii="Times New Roman" w:hAnsi="Times New Roman" w:cs="Times New Roman"/>
+          <w:sz w:val="28"/>
+          <w:szCs w:val="28"/>
+        </w:rPr>
+        <w:t>MSTest</w:t>
+      </w:r>
+      <w:proofErr w:type="spellEnd"/>
+      <w:r>
+        <w:rPr>
+          <w:rFonts w:ascii="Times New Roman" w:hAnsi="Times New Roman" w:cs="Times New Roman"/>
+          <w:sz w:val="28"/>
+          <w:szCs w:val="28"/>
+        </w:rPr>
+        <w:t xml:space="preserve"> (</w:t>
+      </w:r>
+      <w:proofErr w:type="spellStart"/>
+      <w:r>
+        <w:rPr>
+          <w:rFonts w:ascii="Times New Roman" w:hAnsi="Times New Roman" w:cs="Times New Roman"/>
+          <w:sz w:val="28"/>
+          <w:szCs w:val="28"/>
+        </w:rPr>
+        <w:t>Microsoft.NET.Test.Sdk</w:t>
+      </w:r>
+      <w:proofErr w:type="spellEnd"/>
+      <w:r>
+        <w:rPr>
+          <w:rFonts w:ascii="Times New Roman" w:hAnsi="Times New Roman" w:cs="Times New Roman"/>
+          <w:sz w:val="28"/>
+          <w:szCs w:val="28"/>
+        </w:rPr>
+        <w:t xml:space="preserve">). Система контроля версий: </w:t>
+      </w:r>
+      <w:proofErr w:type="spellStart"/>
+      <w:r>
+        <w:rPr>
+          <w:rFonts w:ascii="Times New Roman" w:hAnsi="Times New Roman" w:cs="Times New Roman"/>
+          <w:sz w:val="28"/>
+          <w:szCs w:val="28"/>
+        </w:rPr>
+        <w:t>Git</w:t>
+      </w:r>
+      <w:proofErr w:type="spellEnd"/>
+      <w:r>
+        <w:rPr>
+          <w:rFonts w:ascii="Times New Roman" w:hAnsi="Times New Roman" w:cs="Times New Roman"/>
+          <w:sz w:val="28"/>
+          <w:szCs w:val="28"/>
+        </w:rPr>
+        <w:t>/</w:t>
+      </w:r>
+      <w:proofErr w:type="spellStart"/>
+      <w:r>
+        <w:rPr>
+          <w:rFonts w:ascii="Times New Roman" w:hAnsi="Times New Roman" w:cs="Times New Roman"/>
+          <w:sz w:val="28"/>
+          <w:szCs w:val="28"/>
+        </w:rPr>
+        <w:t>GitHub</w:t>
+      </w:r>
+      <w:proofErr w:type="spellEnd"/>
+      <w:r>
+        <w:rPr>
+          <w:rFonts w:ascii="Times New Roman" w:hAnsi="Times New Roman" w:cs="Times New Roman"/>
+          <w:sz w:val="28"/>
+          <w:szCs w:val="28"/>
+        </w:rPr>
+        <w:t xml:space="preserve"> (для сдачи исходного кода). Сторонние библиотеки конвертации цветов не использовались — вся математика реализована вручную.</w:t>
       </w:r>
     </w:p>
     <w:p>
@@ -709,15 +988,164 @@
           <w:rFonts w:ascii="Times New Roman" w:hAnsi="Times New Roman" w:cs="Times New Roman"/>
           <w:sz w:val="28"/>
           <w:szCs w:val="28"/>
-        </w:rPr>
-      </w:pPr>
-      <w:r>
-        <w:rPr>
-          <w:rFonts w:ascii="Times New Roman" w:hAnsi="Times New Roman" w:cs="Times New Roman"/>
-          <w:sz w:val="28"/>
-          <w:szCs w:val="28"/>
-        </w:rPr>
-        <w:t>В ходе работы получены практические навыки построения матриц цветового пространства из первых принципов (хроматичности + белая точка) и понимание того, что HSV не имеет самостоятельного физического определения вне RGB. Реализованное приложение обеспечивает корректный, взаимно обратимый пересчёт между HSV, XYZ и LAB, поддерживает смену стандарта освещения с пересчётом матриц «на лету», две стратегии обработки выхода за гамму и покрыто автоматическими тестами, подтверждающими соответствие эталонным значениям CIE.</w:t>
+          <w:lang w:val="en-US"/>
+        </w:rPr>
+      </w:pPr>
+      <w:r>
+        <w:rPr>
+          <w:rFonts w:ascii="Times New Roman" w:hAnsi="Times New Roman" w:cs="Times New Roman"/>
+          <w:sz w:val="28"/>
+          <w:szCs w:val="28"/>
+        </w:rPr>
+        <w:t>В ходе работы получены практические навыки построения матриц цветового пространства из первых принципов (</w:t>
+      </w:r>
+      <w:proofErr w:type="spellStart"/>
+      <w:r>
+        <w:rPr>
+          <w:rFonts w:ascii="Times New Roman" w:hAnsi="Times New Roman" w:cs="Times New Roman"/>
+          <w:sz w:val="28"/>
+          <w:szCs w:val="28"/>
+        </w:rPr>
+        <w:t>хроматичности</w:t>
+      </w:r>
+      <w:proofErr w:type="spellEnd"/>
+      <w:r>
+        <w:rPr>
+          <w:rFonts w:ascii="Times New Roman" w:hAnsi="Times New Roman" w:cs="Times New Roman"/>
+          <w:sz w:val="28"/>
+          <w:szCs w:val="28"/>
+        </w:rPr>
+        <w:t xml:space="preserve"> + белая точка) и понимание того, что HSV не имеет самостоятельного физического определения вне RGB. Реализованное приложение обеспечивает корректный, взаимно обратимый пересчёт между HSV, XYZ и LAB, поддерживает смену стандарта освещения с пересчётом матриц «на лету»</w:t>
+      </w:r>
+      <w:r>
+        <w:rPr>
+          <w:rFonts w:ascii="Times New Roman" w:hAnsi="Times New Roman" w:cs="Times New Roman"/>
+          <w:sz w:val="28"/>
+          <w:szCs w:val="28"/>
+        </w:rPr>
+        <w:t xml:space="preserve"> за счет особенностей построения матрицы </w:t>
+      </w:r>
+      <w:r>
+        <w:rPr>
+          <w:rFonts w:ascii="Times New Roman" w:hAnsi="Times New Roman" w:cs="Times New Roman"/>
+          <w:sz w:val="28"/>
+          <w:szCs w:val="28"/>
+          <w:lang w:val="en-US"/>
+        </w:rPr>
+        <w:t>RGB</w:t>
+      </w:r>
+      <w:r>
+        <w:rPr>
+          <w:rFonts w:ascii="Times New Roman" w:hAnsi="Times New Roman" w:cs="Times New Roman"/>
+          <w:sz w:val="28"/>
+          <w:szCs w:val="28"/>
+          <w:lang w:val="en-US"/>
+        </w:rPr>
+        <w:sym w:font="Wingdings" w:char="F0F3"/>
+      </w:r>
+      <w:r>
+        <w:rPr>
+          <w:rFonts w:ascii="Times New Roman" w:hAnsi="Times New Roman" w:cs="Times New Roman"/>
+          <w:sz w:val="28"/>
+          <w:szCs w:val="28"/>
+          <w:lang w:val="en-US"/>
+        </w:rPr>
+        <w:t>XYZ</w:t>
+      </w:r>
+      <w:r>
+        <w:rPr>
+          <w:rFonts w:ascii="Times New Roman" w:hAnsi="Times New Roman" w:cs="Times New Roman"/>
+          <w:sz w:val="28"/>
+          <w:szCs w:val="28"/>
+        </w:rPr>
+        <w:t xml:space="preserve">. </w:t>
+      </w:r>
+    </w:p>
+    <w:p>
+      <w:pPr>
+        <w:rPr>
+          <w:rFonts w:ascii="Times New Roman" w:hAnsi="Times New Roman" w:cs="Times New Roman"/>
+          <w:sz w:val="28"/>
+          <w:szCs w:val="28"/>
+        </w:rPr>
+      </w:pPr>
+      <w:r>
+        <w:rPr>
+          <w:rFonts w:ascii="Times New Roman" w:hAnsi="Times New Roman" w:cs="Times New Roman"/>
+          <w:sz w:val="28"/>
+          <w:szCs w:val="28"/>
+        </w:rPr>
+        <w:t xml:space="preserve">Стратегия </w:t>
+      </w:r>
+      <w:r>
+        <w:rPr>
+          <w:rFonts w:ascii="Times New Roman" w:hAnsi="Times New Roman" w:cs="Times New Roman"/>
+          <w:sz w:val="28"/>
+          <w:szCs w:val="28"/>
+          <w:lang w:val="en-US"/>
+        </w:rPr>
+        <w:t>Scaling</w:t>
+      </w:r>
+      <w:r>
+        <w:rPr>
+          <w:rFonts w:ascii="Times New Roman" w:hAnsi="Times New Roman" w:cs="Times New Roman"/>
+          <w:sz w:val="28"/>
+          <w:szCs w:val="28"/>
+        </w:rPr>
+        <w:t xml:space="preserve"> реализована сжатием каждого канала в единый диапазон, чтобы сохранить пропорции между каналами</w:t>
+      </w:r>
+      <w:r>
+        <w:rPr>
+          <w:rFonts w:ascii="Times New Roman" w:hAnsi="Times New Roman" w:cs="Times New Roman"/>
+          <w:sz w:val="28"/>
+          <w:szCs w:val="28"/>
+        </w:rPr>
+        <w:t xml:space="preserve">, в то время как </w:t>
+      </w:r>
+      <w:r>
+        <w:rPr>
+          <w:rFonts w:ascii="Times New Roman" w:hAnsi="Times New Roman" w:cs="Times New Roman"/>
+          <w:sz w:val="28"/>
+          <w:szCs w:val="28"/>
+          <w:lang w:val="be-BY"/>
+        </w:rPr>
+        <w:t xml:space="preserve">в </w:t>
+      </w:r>
+      <w:r>
+        <w:rPr>
+          <w:rFonts w:ascii="Times New Roman" w:hAnsi="Times New Roman" w:cs="Times New Roman"/>
+          <w:sz w:val="28"/>
+          <w:szCs w:val="28"/>
+          <w:lang w:val="en-US"/>
+        </w:rPr>
+        <w:t>Crop</w:t>
+      </w:r>
+      <w:r>
+        <w:rPr>
+          <w:rFonts w:ascii="Times New Roman" w:hAnsi="Times New Roman" w:cs="Times New Roman"/>
+          <w:sz w:val="28"/>
+          <w:szCs w:val="28"/>
+          <w:lang w:val="be-BY"/>
+        </w:rPr>
+        <w:t xml:space="preserve"> каждый канал обрезается независимо от остальных. А</w:t>
+      </w:r>
+      <w:proofErr w:type="spellStart"/>
+      <w:r>
+        <w:rPr>
+          <w:rFonts w:ascii="Times New Roman" w:hAnsi="Times New Roman" w:cs="Times New Roman"/>
+          <w:sz w:val="28"/>
+          <w:szCs w:val="28"/>
+        </w:rPr>
+        <w:t>втоматическими</w:t>
+      </w:r>
+      <w:proofErr w:type="spellEnd"/>
+      <w:r>
+        <w:rPr>
+          <w:rFonts w:ascii="Times New Roman" w:hAnsi="Times New Roman" w:cs="Times New Roman"/>
+          <w:sz w:val="28"/>
+          <w:szCs w:val="28"/>
+        </w:rPr>
+        <w:t xml:space="preserve"> тестами, подтверждающими соответствие эталонным значениям CIE.</w:t>
       </w:r>
     </w:p>
     <w:p>

--- a/lab1 Tavrykina/Отчет лаб1 Таврыкина.docx
+++ b/lab1 Tavrykina/Отчет лаб1 Таврыкина.docx
@@ -9,8 +9,8 @@
           <w:rFonts w:ascii="Times New Roman" w:hAnsi="Times New Roman" w:cs="Times New Roman"/>
           <w:b/>
           <w:bCs/>
-          <w:sz w:val="32"/>
-          <w:szCs w:val="32"/>
+          <w:sz w:val="28"/>
+          <w:szCs w:val="28"/>
         </w:rPr>
       </w:pPr>
       <w:r>
@@ -18,8 +18,8 @@
           <w:rFonts w:ascii="Times New Roman" w:hAnsi="Times New Roman" w:cs="Times New Roman"/>
           <w:b/>
           <w:bCs/>
-          <w:sz w:val="32"/>
-          <w:szCs w:val="32"/>
+          <w:sz w:val="28"/>
+          <w:szCs w:val="28"/>
         </w:rPr>
         <w:t>Отчёт по лабораторной работе №1</w:t>
       </w:r>
@@ -85,7 +85,45 @@
           <w:sz w:val="28"/>
           <w:szCs w:val="28"/>
         </w:rPr>
-        <w:t>Тема:</w:t>
+        <w:t>Тема: Исследование и программная реализация преобразований цветовых моделей HSV &lt;-&gt; XYZ &lt;-&gt; LAB</w:t>
+      </w:r>
+    </w:p>
+    <w:p>
+      <w:pPr>
+        <w:rPr>
+          <w:rFonts w:ascii="Times New Roman" w:hAnsi="Times New Roman" w:cs="Times New Roman"/>
+          <w:sz w:val="28"/>
+          <w:szCs w:val="28"/>
+        </w:rPr>
+      </w:pPr>
+      <w:r>
+        <w:rPr>
+          <w:rFonts w:ascii="Times New Roman" w:hAnsi="Times New Roman" w:cs="Times New Roman"/>
+          <w:b/>
+          <w:bCs/>
+          <w:sz w:val="28"/>
+          <w:szCs w:val="28"/>
+        </w:rPr>
+        <w:t>1. Цель работы</w:t>
+      </w:r>
+    </w:p>
+    <w:p>
+      <w:pPr>
+        <w:spacing w:after="0"/>
+        <w:rPr>
+          <w:rFonts w:ascii="Times New Roman" w:hAnsi="Times New Roman" w:cs="Times New Roman"/>
+          <w:sz w:val="28"/>
+          <w:szCs w:val="28"/>
+          <w:lang w:val="be-BY"/>
+        </w:rPr>
+      </w:pPr>
+      <w:r>
+        <w:rPr>
+          <w:rFonts w:ascii="Times New Roman" w:hAnsi="Times New Roman" w:cs="Times New Roman"/>
+          <w:sz w:val="28"/>
+          <w:szCs w:val="28"/>
+        </w:rPr>
+        <w:t>Изучить принципы представления цвета в различных цветовых моделях (</w:t>
       </w:r>
       <w:r>
         <w:rPr>
@@ -95,114 +133,6 @@
           <w:sz w:val="28"/>
           <w:szCs w:val="28"/>
         </w:rPr>
-        <w:t xml:space="preserve"> </w:t>
-      </w:r>
-      <w:r>
-        <w:rPr>
-          <w:rFonts w:ascii="Times New Roman" w:hAnsi="Times New Roman" w:cs="Times New Roman"/>
-          <w:i/>
-          <w:iCs/>
-          <w:sz w:val="28"/>
-          <w:szCs w:val="28"/>
-        </w:rPr>
-        <w:t>Исследование и программная реализация преобразований цветовы</w:t>
-      </w:r>
-      <w:r>
-        <w:rPr>
-          <w:rFonts w:ascii="Times New Roman" w:hAnsi="Times New Roman" w:cs="Times New Roman"/>
-          <w:i/>
-          <w:iCs/>
-          <w:sz w:val="28"/>
-          <w:szCs w:val="28"/>
-        </w:rPr>
-        <w:t>х</w:t>
-      </w:r>
-      <w:r>
-        <w:rPr>
-          <w:rFonts w:ascii="Times New Roman" w:hAnsi="Times New Roman" w:cs="Times New Roman"/>
-          <w:i/>
-          <w:iCs/>
-          <w:sz w:val="28"/>
-          <w:szCs w:val="28"/>
-        </w:rPr>
-        <w:t xml:space="preserve"> моделей </w:t>
-      </w:r>
-      <w:r>
-        <w:rPr>
-          <w:rFonts w:ascii="Times New Roman" w:hAnsi="Times New Roman" w:cs="Times New Roman"/>
-          <w:i/>
-          <w:iCs/>
-          <w:sz w:val="28"/>
-          <w:szCs w:val="28"/>
-        </w:rPr>
-        <w:t>HSV &lt;</w:t>
-      </w:r>
-      <w:r>
-        <w:rPr>
-          <w:rFonts w:ascii="Times New Roman" w:hAnsi="Times New Roman" w:cs="Times New Roman"/>
-          <w:i/>
-          <w:iCs/>
-          <w:sz w:val="28"/>
-          <w:szCs w:val="28"/>
-        </w:rPr>
-        <w:t>-</w:t>
-      </w:r>
-      <w:r>
-        <w:rPr>
-          <w:rFonts w:ascii="Times New Roman" w:hAnsi="Times New Roman" w:cs="Times New Roman"/>
-          <w:i/>
-          <w:iCs/>
-          <w:sz w:val="28"/>
-          <w:szCs w:val="28"/>
-        </w:rPr>
-        <w:t>&gt; XYZ &lt;-&gt; LAB</w:t>
-      </w:r>
-    </w:p>
-    <w:p>
-      <w:pPr>
-        <w:rPr>
-          <w:rFonts w:ascii="Times New Roman" w:hAnsi="Times New Roman" w:cs="Times New Roman"/>
-          <w:sz w:val="28"/>
-          <w:szCs w:val="28"/>
-        </w:rPr>
-      </w:pPr>
-      <w:r>
-        <w:rPr>
-          <w:rFonts w:ascii="Times New Roman" w:hAnsi="Times New Roman" w:cs="Times New Roman"/>
-          <w:b/>
-          <w:bCs/>
-          <w:sz w:val="28"/>
-          <w:szCs w:val="28"/>
-        </w:rPr>
-        <w:t>1. Цель работы</w:t>
-      </w:r>
-    </w:p>
-    <w:p>
-      <w:pPr>
-        <w:spacing w:after="0"/>
-        <w:rPr>
-          <w:rFonts w:ascii="Times New Roman" w:hAnsi="Times New Roman" w:cs="Times New Roman"/>
-          <w:sz w:val="28"/>
-          <w:szCs w:val="28"/>
-          <w:lang w:val="be-BY"/>
-        </w:rPr>
-      </w:pPr>
-      <w:r>
-        <w:rPr>
-          <w:rFonts w:ascii="Times New Roman" w:hAnsi="Times New Roman" w:cs="Times New Roman"/>
-          <w:sz w:val="28"/>
-          <w:szCs w:val="28"/>
-        </w:rPr>
-        <w:t>Изучить принципы представления цвета в различных цветовых моделях (</w:t>
-      </w:r>
-      <w:r>
-        <w:rPr>
-          <w:rFonts w:ascii="Times New Roman" w:hAnsi="Times New Roman" w:cs="Times New Roman"/>
-          <w:i/>
-          <w:iCs/>
-          <w:sz w:val="28"/>
-          <w:szCs w:val="28"/>
-        </w:rPr>
         <w:t>LAB</w:t>
       </w:r>
       <w:r>
@@ -215,8 +145,12 @@
       </w:r>
       <m:oMath>
         <m:r>
+          <m:rPr>
+            <m:nor/>
+          </m:rPr>
           <w:rPr>
-            <w:rFonts w:ascii="Cambria Math" w:hAnsi="Cambria Math" w:cs="Times New Roman"/>
+            <w:rFonts w:ascii="Times New Roman" w:hAnsi="Times New Roman" w:cs="Times New Roman"/>
+            <w:i/>
             <w:sz w:val="28"/>
             <w:szCs w:val="28"/>
           </w:rPr>
@@ -231,51 +165,75 @@
         </w:rPr>
         <w:t xml:space="preserve">, </w:t>
       </w:r>
+      <w:proofErr w:type="gramStart"/>
       <m:oMath>
         <m:r>
+          <m:rPr>
+            <m:nor/>
+          </m:rPr>
           <w:rPr>
-            <w:rFonts w:ascii="Cambria Math" w:hAnsi="Cambria Math" w:cs="Times New Roman"/>
+            <w:rFonts w:ascii="Times New Roman" w:hAnsi="Times New Roman" w:cs="Times New Roman"/>
+            <w:i/>
             <w:sz w:val="28"/>
             <w:szCs w:val="28"/>
           </w:rPr>
           <m:t>HSV</m:t>
         </m:r>
         <m:r>
+          <m:rPr>
+            <m:nor/>
+          </m:rPr>
           <w:rPr>
-            <w:rFonts w:ascii="Cambria Math" w:hAnsi="Cambria Math" w:cs="Times New Roman"/>
+            <w:rFonts w:ascii="Times New Roman" w:hAnsi="Times New Roman" w:cs="Times New Roman"/>
             <w:sz w:val="28"/>
             <w:szCs w:val="28"/>
           </w:rPr>
           <m:t>,</m:t>
         </m:r>
         <m:r>
+          <m:rPr>
+            <m:nor/>
+          </m:rPr>
           <w:rPr>
-            <w:rFonts w:ascii="Cambria Math" w:hAnsi="Cambria Math" w:cs="Times New Roman"/>
+            <w:rFonts w:ascii="Times New Roman" w:hAnsi="Times New Roman" w:cs="Times New Roman"/>
+            <w:i/>
             <w:sz w:val="28"/>
             <w:szCs w:val="28"/>
             <w:lang w:val="en-US"/>
           </w:rPr>
           <m:t>CMYK</m:t>
         </m:r>
+        <w:proofErr w:type="gramEnd"/>
         <m:r>
+          <m:rPr>
+            <m:nor/>
+          </m:rPr>
           <w:rPr>
-            <w:rFonts w:ascii="Cambria Math" w:hAnsi="Cambria Math" w:cs="Times New Roman"/>
+            <w:rFonts w:ascii="Times New Roman" w:hAnsi="Times New Roman" w:cs="Times New Roman"/>
             <w:sz w:val="28"/>
             <w:szCs w:val="28"/>
           </w:rPr>
           <m:t>,</m:t>
         </m:r>
         <m:r>
+          <m:rPr>
+            <m:nor/>
+          </m:rPr>
           <w:rPr>
-            <w:rFonts w:ascii="Cambria Math" w:hAnsi="Cambria Math" w:cs="Times New Roman"/>
+            <w:rFonts w:ascii="Times New Roman" w:hAnsi="Times New Roman" w:cs="Times New Roman"/>
+            <w:i/>
             <w:sz w:val="28"/>
             <w:szCs w:val="28"/>
           </w:rPr>
           <m:t>H</m:t>
         </m:r>
         <m:r>
+          <m:rPr>
+            <m:nor/>
+          </m:rPr>
           <w:rPr>
-            <w:rFonts w:ascii="Cambria Math" w:hAnsi="Cambria Math" w:cs="Times New Roman"/>
+            <w:rFonts w:ascii="Times New Roman" w:hAnsi="Times New Roman" w:cs="Times New Roman"/>
+            <w:i/>
             <w:sz w:val="28"/>
             <w:szCs w:val="28"/>
             <w:lang w:val="en-US"/>
@@ -283,24 +241,35 @@
           <m:t>LS</m:t>
         </m:r>
         <m:r>
+          <m:rPr>
+            <m:nor/>
+          </m:rPr>
           <w:rPr>
-            <w:rFonts w:ascii="Cambria Math" w:hAnsi="Cambria Math" w:cs="Times New Roman"/>
+            <w:rFonts w:ascii="Times New Roman" w:hAnsi="Times New Roman" w:cs="Times New Roman"/>
             <w:sz w:val="28"/>
             <w:szCs w:val="28"/>
           </w:rPr>
           <m:t>,</m:t>
         </m:r>
         <m:r>
+          <m:rPr>
+            <m:nor/>
+          </m:rPr>
           <w:rPr>
-            <w:rFonts w:ascii="Cambria Math" w:hAnsi="Cambria Math" w:cs="Times New Roman"/>
+            <w:rFonts w:ascii="Times New Roman" w:hAnsi="Times New Roman" w:cs="Times New Roman"/>
+            <w:i/>
             <w:sz w:val="28"/>
             <w:szCs w:val="28"/>
           </w:rPr>
           <m:t>R</m:t>
         </m:r>
         <m:r>
+          <m:rPr>
+            <m:nor/>
+          </m:rPr>
           <w:rPr>
-            <w:rFonts w:ascii="Cambria Math" w:hAnsi="Cambria Math" w:cs="Times New Roman"/>
+            <w:rFonts w:ascii="Times New Roman" w:hAnsi="Times New Roman" w:cs="Times New Roman"/>
+            <w:i/>
             <w:sz w:val="28"/>
             <w:szCs w:val="28"/>
             <w:lang w:val="en-US"/>
@@ -314,23 +283,7 @@
           <w:sz w:val="28"/>
           <w:szCs w:val="28"/>
         </w:rPr>
-        <w:t>), алгоритмы пересчета координат между ними</w:t>
-      </w:r>
-      <w:r>
-        <w:rPr>
-          <w:rFonts w:ascii="Times New Roman" w:hAnsi="Times New Roman" w:cs="Times New Roman"/>
-          <w:sz w:val="28"/>
-          <w:szCs w:val="28"/>
-        </w:rPr>
-        <w:t xml:space="preserve">, </w:t>
-      </w:r>
-      <w:r>
-        <w:rPr>
-          <w:rFonts w:ascii="Times New Roman" w:hAnsi="Times New Roman" w:cs="Times New Roman"/>
-          <w:sz w:val="28"/>
-          <w:szCs w:val="28"/>
-        </w:rPr>
-        <w:t xml:space="preserve">исследовать цветовой график </w:t>
+        <w:t xml:space="preserve">), алгоритмы пересчета координат между ними, исследовать цветовой график </w:t>
       </w:r>
       <w:r>
         <w:rPr>
@@ -443,8 +396,398 @@
           <w:sz w:val="28"/>
           <w:szCs w:val="28"/>
         </w:rPr>
-        <w:t>3</w:t>
-      </w:r>
+        <w:t>3. Ход работы</w:t>
+      </w:r>
+    </w:p>
+    <w:p>
+      <w:pPr>
+        <w:pStyle w:val="a7"/>
+        <w:numPr>
+          <w:ilvl w:val="0"/>
+          <w:numId w:val="3"/>
+        </w:numPr>
+        <w:spacing w:after="90"/>
+        <w:rPr>
+          <w:rFonts w:ascii="Times New Roman" w:hAnsi="Times New Roman" w:cs="Times New Roman"/>
+          <w:sz w:val="28"/>
+          <w:szCs w:val="28"/>
+        </w:rPr>
+      </w:pPr>
+      <w:r>
+        <w:rPr>
+          <w:rFonts w:ascii="Times New Roman" w:hAnsi="Times New Roman" w:cs="Times New Roman"/>
+          <w:sz w:val="28"/>
+          <w:szCs w:val="28"/>
+        </w:rPr>
+        <w:t>Изучена математическая связь HSV с RGB-кубом (цилиндрическая перестановка координат) и обоснован единственно верный маршрут пересчёта HSV ↔ XYZ через промежуточный RGB, так как прямой физической формулы HSV ↔ XYZ не существует.</w:t>
+      </w:r>
+    </w:p>
+    <w:p>
+      <w:pPr>
+        <w:pStyle w:val="a7"/>
+        <w:numPr>
+          <w:ilvl w:val="0"/>
+          <w:numId w:val="3"/>
+        </w:numPr>
+        <w:spacing w:after="90"/>
+        <w:rPr>
+          <w:rFonts w:ascii="Times New Roman" w:hAnsi="Times New Roman" w:cs="Times New Roman"/>
+          <w:sz w:val="28"/>
+          <w:szCs w:val="28"/>
+        </w:rPr>
+      </w:pPr>
+      <w:r>
+        <w:rPr>
+          <w:rFonts w:ascii="Times New Roman" w:hAnsi="Times New Roman" w:cs="Times New Roman"/>
+          <w:sz w:val="28"/>
+          <w:szCs w:val="28"/>
+        </w:rPr>
+        <w:t xml:space="preserve">Реализовано построение матрицы перехода RGB ↔ XYZ «на лету»: по </w:t>
+      </w:r>
+      <w:proofErr w:type="spellStart"/>
+      <w:r>
+        <w:rPr>
+          <w:rFonts w:ascii="Times New Roman" w:hAnsi="Times New Roman" w:cs="Times New Roman"/>
+          <w:sz w:val="28"/>
+          <w:szCs w:val="28"/>
+        </w:rPr>
+        <w:t>хроматичностям</w:t>
+      </w:r>
+      <w:proofErr w:type="spellEnd"/>
+      <w:r>
+        <w:rPr>
+          <w:rFonts w:ascii="Times New Roman" w:hAnsi="Times New Roman" w:cs="Times New Roman"/>
+          <w:sz w:val="28"/>
+          <w:szCs w:val="28"/>
+        </w:rPr>
+        <w:t xml:space="preserve"> основных цветов </w:t>
+      </w:r>
+      <w:proofErr w:type="spellStart"/>
+      <w:r>
+        <w:rPr>
+          <w:rFonts w:ascii="Times New Roman" w:hAnsi="Times New Roman" w:cs="Times New Roman"/>
+          <w:sz w:val="28"/>
+          <w:szCs w:val="28"/>
+        </w:rPr>
+        <w:t>sRGB</w:t>
+      </w:r>
+      <w:proofErr w:type="spellEnd"/>
+      <w:r>
+        <w:rPr>
+          <w:rFonts w:ascii="Times New Roman" w:hAnsi="Times New Roman" w:cs="Times New Roman"/>
+          <w:sz w:val="28"/>
+          <w:szCs w:val="28"/>
+        </w:rPr>
+        <w:t xml:space="preserve"> и выбранному стандарту освещения (D65 / D50 / E) решается линейная система 3×3 вручную (метод Крамера), без единой жёстко заданной константы перевода.</w:t>
+      </w:r>
+    </w:p>
+    <w:p>
+      <w:pPr>
+        <w:pStyle w:val="a7"/>
+        <w:numPr>
+          <w:ilvl w:val="0"/>
+          <w:numId w:val="3"/>
+        </w:numPr>
+        <w:spacing w:after="90"/>
+        <w:rPr>
+          <w:rFonts w:ascii="Times New Roman" w:hAnsi="Times New Roman" w:cs="Times New Roman"/>
+          <w:sz w:val="28"/>
+          <w:szCs w:val="28"/>
+        </w:rPr>
+      </w:pPr>
+      <w:r>
+        <w:rPr>
+          <w:rFonts w:ascii="Times New Roman" w:hAnsi="Times New Roman" w:cs="Times New Roman"/>
+          <w:sz w:val="28"/>
+          <w:szCs w:val="28"/>
+        </w:rPr>
+        <w:t xml:space="preserve">Реализованы формулы XYZ ↔ LAB (CIE 1976) с зависимостью от выбранной белой точки, а также две стратегии обработки выхода цвета за пределы гаммы RGB — </w:t>
+      </w:r>
+      <w:proofErr w:type="spellStart"/>
+      <w:r>
+        <w:rPr>
+          <w:rFonts w:ascii="Times New Roman" w:hAnsi="Times New Roman" w:cs="Times New Roman"/>
+          <w:sz w:val="28"/>
+          <w:szCs w:val="28"/>
+        </w:rPr>
+        <w:t>Clipping</w:t>
+      </w:r>
+      <w:proofErr w:type="spellEnd"/>
+      <w:r>
+        <w:rPr>
+          <w:rFonts w:ascii="Times New Roman" w:hAnsi="Times New Roman" w:cs="Times New Roman"/>
+          <w:sz w:val="28"/>
+          <w:szCs w:val="28"/>
+        </w:rPr>
+        <w:t xml:space="preserve"> (обрезание) и </w:t>
+      </w:r>
+      <w:proofErr w:type="spellStart"/>
+      <w:r>
+        <w:rPr>
+          <w:rFonts w:ascii="Times New Roman" w:hAnsi="Times New Roman" w:cs="Times New Roman"/>
+          <w:sz w:val="28"/>
+          <w:szCs w:val="28"/>
+        </w:rPr>
+        <w:t>Scaling</w:t>
+      </w:r>
+      <w:proofErr w:type="spellEnd"/>
+      <w:r>
+        <w:rPr>
+          <w:rFonts w:ascii="Times New Roman" w:hAnsi="Times New Roman" w:cs="Times New Roman"/>
+          <w:sz w:val="28"/>
+          <w:szCs w:val="28"/>
+        </w:rPr>
+        <w:t xml:space="preserve"> (пропорциональное масштабирование).</w:t>
+      </w:r>
+    </w:p>
+    <w:p>
+      <w:pPr>
+        <w:pStyle w:val="a7"/>
+        <w:numPr>
+          <w:ilvl w:val="0"/>
+          <w:numId w:val="3"/>
+        </w:numPr>
+        <w:spacing w:after="90"/>
+        <w:rPr>
+          <w:rFonts w:ascii="Times New Roman" w:hAnsi="Times New Roman" w:cs="Times New Roman"/>
+          <w:sz w:val="28"/>
+          <w:szCs w:val="28"/>
+        </w:rPr>
+      </w:pPr>
+      <w:r>
+        <w:rPr>
+          <w:rFonts w:ascii="Times New Roman" w:hAnsi="Times New Roman" w:cs="Times New Roman"/>
+          <w:sz w:val="28"/>
+          <w:szCs w:val="28"/>
+        </w:rPr>
+        <w:t xml:space="preserve">Приложение перепроектировано по слоям: Model (чистая математика, </w:t>
+      </w:r>
+      <w:proofErr w:type="spellStart"/>
+      <w:r>
+        <w:rPr>
+          <w:rFonts w:ascii="Times New Roman" w:hAnsi="Times New Roman" w:cs="Times New Roman"/>
+          <w:sz w:val="28"/>
+          <w:szCs w:val="28"/>
+        </w:rPr>
+        <w:t>ColorMath.cs</w:t>
+      </w:r>
+      <w:proofErr w:type="spellEnd"/>
+      <w:r>
+        <w:rPr>
+          <w:rFonts w:ascii="Times New Roman" w:hAnsi="Times New Roman" w:cs="Times New Roman"/>
+          <w:sz w:val="28"/>
+          <w:szCs w:val="28"/>
+        </w:rPr>
+        <w:t xml:space="preserve">), </w:t>
+      </w:r>
+      <w:proofErr w:type="spellStart"/>
+      <w:r>
+        <w:rPr>
+          <w:rFonts w:ascii="Times New Roman" w:hAnsi="Times New Roman" w:cs="Times New Roman"/>
+          <w:sz w:val="28"/>
+          <w:szCs w:val="28"/>
+        </w:rPr>
+        <w:t>ViewModel</w:t>
+      </w:r>
+      <w:proofErr w:type="spellEnd"/>
+      <w:r>
+        <w:rPr>
+          <w:rFonts w:ascii="Times New Roman" w:hAnsi="Times New Roman" w:cs="Times New Roman"/>
+          <w:sz w:val="28"/>
+          <w:szCs w:val="28"/>
+        </w:rPr>
+        <w:t>/</w:t>
+      </w:r>
+      <w:proofErr w:type="spellStart"/>
+      <w:r>
+        <w:rPr>
+          <w:rFonts w:ascii="Times New Roman" w:hAnsi="Times New Roman" w:cs="Times New Roman"/>
+          <w:sz w:val="28"/>
+          <w:szCs w:val="28"/>
+        </w:rPr>
+        <w:t>Controller</w:t>
+      </w:r>
+      <w:proofErr w:type="spellEnd"/>
+      <w:r>
+        <w:rPr>
+          <w:rFonts w:ascii="Times New Roman" w:hAnsi="Times New Roman" w:cs="Times New Roman"/>
+          <w:sz w:val="28"/>
+          <w:szCs w:val="28"/>
+        </w:rPr>
+        <w:t xml:space="preserve"> (</w:t>
+      </w:r>
+      <w:proofErr w:type="spellStart"/>
+      <w:r>
+        <w:rPr>
+          <w:rFonts w:ascii="Times New Roman" w:hAnsi="Times New Roman" w:cs="Times New Roman"/>
+          <w:sz w:val="28"/>
+          <w:szCs w:val="28"/>
+        </w:rPr>
+        <w:t>ColorViewModel.cs</w:t>
+      </w:r>
+      <w:proofErr w:type="spellEnd"/>
+      <w:r>
+        <w:rPr>
+          <w:rFonts w:ascii="Times New Roman" w:hAnsi="Times New Roman" w:cs="Times New Roman"/>
+          <w:sz w:val="28"/>
+          <w:szCs w:val="28"/>
+        </w:rPr>
+        <w:t>) и View (</w:t>
+      </w:r>
+      <w:proofErr w:type="spellStart"/>
+      <w:r>
+        <w:rPr>
+          <w:rFonts w:ascii="Times New Roman" w:hAnsi="Times New Roman" w:cs="Times New Roman"/>
+          <w:sz w:val="28"/>
+          <w:szCs w:val="28"/>
+        </w:rPr>
+        <w:t>WinForms</w:t>
+      </w:r>
+      <w:proofErr w:type="spellEnd"/>
+      <w:r>
+        <w:rPr>
+          <w:rFonts w:ascii="Times New Roman" w:hAnsi="Times New Roman" w:cs="Times New Roman"/>
+          <w:sz w:val="28"/>
+          <w:szCs w:val="28"/>
+        </w:rPr>
+        <w:t>-форма Form1.cs), не зависящий друг от друга код математики и интерфейса.</w:t>
+      </w:r>
+    </w:p>
+    <w:p>
+      <w:pPr>
+        <w:pStyle w:val="a7"/>
+        <w:numPr>
+          <w:ilvl w:val="0"/>
+          <w:numId w:val="3"/>
+        </w:numPr>
+        <w:spacing w:after="90"/>
+        <w:rPr>
+          <w:rFonts w:ascii="Times New Roman" w:hAnsi="Times New Roman" w:cs="Times New Roman"/>
+          <w:sz w:val="28"/>
+          <w:szCs w:val="28"/>
+        </w:rPr>
+      </w:pPr>
+      <w:r>
+        <w:rPr>
+          <w:rFonts w:ascii="Times New Roman" w:hAnsi="Times New Roman" w:cs="Times New Roman"/>
+          <w:sz w:val="28"/>
+          <w:szCs w:val="28"/>
+        </w:rPr>
+        <w:t>Добавлена визуальная обратная связь: динамические градиентные полоски под каждым ползунком, показывающие результирующий цвет при изменении текущей компоненты.</w:t>
+      </w:r>
+    </w:p>
+    <w:p>
+      <w:pPr>
+        <w:pStyle w:val="a7"/>
+        <w:numPr>
+          <w:ilvl w:val="0"/>
+          <w:numId w:val="3"/>
+        </w:numPr>
+        <w:spacing w:after="90"/>
+        <w:rPr>
+          <w:rFonts w:ascii="Times New Roman" w:hAnsi="Times New Roman" w:cs="Times New Roman"/>
+          <w:sz w:val="28"/>
+          <w:szCs w:val="28"/>
+        </w:rPr>
+      </w:pPr>
+      <w:r>
+        <w:rPr>
+          <w:rFonts w:ascii="Times New Roman" w:hAnsi="Times New Roman" w:cs="Times New Roman"/>
+          <w:sz w:val="28"/>
+          <w:szCs w:val="28"/>
+        </w:rPr>
+        <w:t xml:space="preserve">Написаны и пройдены автоматические </w:t>
+      </w:r>
+      <w:proofErr w:type="spellStart"/>
+      <w:r>
+        <w:rPr>
+          <w:rFonts w:ascii="Times New Roman" w:hAnsi="Times New Roman" w:cs="Times New Roman"/>
+          <w:sz w:val="28"/>
+          <w:szCs w:val="28"/>
+        </w:rPr>
+        <w:t>unit</w:t>
+      </w:r>
+      <w:proofErr w:type="spellEnd"/>
+      <w:r>
+        <w:rPr>
+          <w:rFonts w:ascii="Times New Roman" w:hAnsi="Times New Roman" w:cs="Times New Roman"/>
+          <w:sz w:val="28"/>
+          <w:szCs w:val="28"/>
+        </w:rPr>
+        <w:t>-тесты (</w:t>
+      </w:r>
+      <w:proofErr w:type="spellStart"/>
+      <w:r>
+        <w:rPr>
+          <w:rFonts w:ascii="Times New Roman" w:hAnsi="Times New Roman" w:cs="Times New Roman"/>
+          <w:sz w:val="28"/>
+          <w:szCs w:val="28"/>
+        </w:rPr>
+        <w:t>MSTest</w:t>
+      </w:r>
+      <w:proofErr w:type="spellEnd"/>
+      <w:r>
+        <w:rPr>
+          <w:rFonts w:ascii="Times New Roman" w:hAnsi="Times New Roman" w:cs="Times New Roman"/>
+          <w:sz w:val="28"/>
+          <w:szCs w:val="28"/>
+        </w:rPr>
+        <w:t xml:space="preserve">) для проверки корректности переводов: эталонные значения Lab для </w:t>
+      </w:r>
+      <w:r>
+        <w:rPr>
+          <w:rFonts w:ascii="Times New Roman" w:hAnsi="Times New Roman" w:cs="Times New Roman"/>
+          <w:sz w:val="28"/>
+          <w:szCs w:val="28"/>
+        </w:rPr>
+        <w:lastRenderedPageBreak/>
+        <w:t xml:space="preserve">красного/зелёного/синего/белого/чёрного цветов, инвариант «RGB-белый → </w:t>
+      </w:r>
+      <w:proofErr w:type="gramStart"/>
+      <w:r>
+        <w:rPr>
+          <w:rFonts w:ascii="Times New Roman" w:hAnsi="Times New Roman" w:cs="Times New Roman"/>
+          <w:sz w:val="28"/>
+          <w:szCs w:val="28"/>
+        </w:rPr>
+        <w:t>Lab(</w:t>
+      </w:r>
+      <w:proofErr w:type="gramEnd"/>
+      <w:r>
+        <w:rPr>
+          <w:rFonts w:ascii="Times New Roman" w:hAnsi="Times New Roman" w:cs="Times New Roman"/>
+          <w:sz w:val="28"/>
+          <w:szCs w:val="28"/>
+        </w:rPr>
+        <w:t xml:space="preserve">100,0,0)» при любом освещении, </w:t>
+      </w:r>
+      <w:proofErr w:type="spellStart"/>
+      <w:r>
+        <w:rPr>
+          <w:rFonts w:ascii="Times New Roman" w:hAnsi="Times New Roman" w:cs="Times New Roman"/>
+          <w:sz w:val="28"/>
+          <w:szCs w:val="28"/>
+        </w:rPr>
+        <w:t>round-trip</w:t>
+      </w:r>
+      <w:proofErr w:type="spellEnd"/>
+      <w:r>
+        <w:rPr>
+          <w:rFonts w:ascii="Times New Roman" w:hAnsi="Times New Roman" w:cs="Times New Roman"/>
+          <w:sz w:val="28"/>
+          <w:szCs w:val="28"/>
+        </w:rPr>
+        <w:t xml:space="preserve"> тесты HSV ↔ XYZ, RGB ↔ XYZ, LAB ↔ XYZ, а также определение выхода за гамму.</w:t>
+      </w:r>
+    </w:p>
+    <w:p>
+      <w:pPr>
+        <w:rPr>
+          <w:rFonts w:ascii="Times New Roman" w:hAnsi="Times New Roman" w:cs="Times New Roman"/>
+          <w:sz w:val="28"/>
+          <w:szCs w:val="28"/>
+        </w:rPr>
+      </w:pPr>
       <w:r>
         <w:rPr>
           <w:rFonts w:ascii="Times New Roman" w:hAnsi="Times New Roman" w:cs="Times New Roman"/>
@@ -453,332 +796,359 @@
           <w:sz w:val="28"/>
           <w:szCs w:val="28"/>
         </w:rPr>
-        <w:t>. Ход работы</w:t>
+        <w:t>4. Инструментарий</w:t>
       </w:r>
     </w:p>
     <w:p>
       <w:pPr>
-        <w:numPr>
-          <w:ilvl w:val="0"/>
-          <w:numId w:val="1"/>
-        </w:numPr>
-        <w:rPr>
-          <w:rFonts w:ascii="Times New Roman" w:hAnsi="Times New Roman" w:cs="Times New Roman"/>
-          <w:sz w:val="28"/>
-          <w:szCs w:val="28"/>
-        </w:rPr>
-      </w:pPr>
-      <w:r>
-        <w:rPr>
-          <w:rFonts w:ascii="Times New Roman" w:hAnsi="Times New Roman" w:cs="Times New Roman"/>
-          <w:sz w:val="28"/>
-          <w:szCs w:val="28"/>
-        </w:rPr>
-        <w:t>Изучена математическая связь HSV с RGB-кубом (цилиндрическая перестановка координат) и обоснован единственно верный маршрут пересчёта HSV ↔ XYZ через промежуточный RGB, так как прямой физической формулы HSV→XYZ не существует.</w:t>
+        <w:rPr>
+          <w:rFonts w:ascii="Times New Roman" w:hAnsi="Times New Roman" w:cs="Times New Roman"/>
+          <w:sz w:val="28"/>
+          <w:szCs w:val="28"/>
+        </w:rPr>
+      </w:pPr>
+      <w:r>
+        <w:rPr>
+          <w:rFonts w:ascii="Times New Roman" w:hAnsi="Times New Roman" w:cs="Times New Roman"/>
+          <w:sz w:val="28"/>
+          <w:szCs w:val="28"/>
+        </w:rPr>
+        <w:t xml:space="preserve">Язык и платформа: C#, .NET 8, Windows </w:t>
+      </w:r>
+      <w:proofErr w:type="spellStart"/>
+      <w:r>
+        <w:rPr>
+          <w:rFonts w:ascii="Times New Roman" w:hAnsi="Times New Roman" w:cs="Times New Roman"/>
+          <w:sz w:val="28"/>
+          <w:szCs w:val="28"/>
+        </w:rPr>
+        <w:t>Forms</w:t>
+      </w:r>
+      <w:proofErr w:type="spellEnd"/>
+      <w:r>
+        <w:rPr>
+          <w:rFonts w:ascii="Times New Roman" w:hAnsi="Times New Roman" w:cs="Times New Roman"/>
+          <w:sz w:val="28"/>
+          <w:szCs w:val="28"/>
+        </w:rPr>
+        <w:t xml:space="preserve">. Среда разработки: Visual Studio 2022. Тестирование: </w:t>
+      </w:r>
+      <w:proofErr w:type="spellStart"/>
+      <w:r>
+        <w:rPr>
+          <w:rFonts w:ascii="Times New Roman" w:hAnsi="Times New Roman" w:cs="Times New Roman"/>
+          <w:sz w:val="28"/>
+          <w:szCs w:val="28"/>
+        </w:rPr>
+        <w:t>MSTest</w:t>
+      </w:r>
+      <w:proofErr w:type="spellEnd"/>
+      <w:r>
+        <w:rPr>
+          <w:rFonts w:ascii="Times New Roman" w:hAnsi="Times New Roman" w:cs="Times New Roman"/>
+          <w:sz w:val="28"/>
+          <w:szCs w:val="28"/>
+        </w:rPr>
+        <w:t xml:space="preserve"> (</w:t>
+      </w:r>
+      <w:proofErr w:type="spellStart"/>
+      <w:r>
+        <w:rPr>
+          <w:rFonts w:ascii="Times New Roman" w:hAnsi="Times New Roman" w:cs="Times New Roman"/>
+          <w:sz w:val="28"/>
+          <w:szCs w:val="28"/>
+        </w:rPr>
+        <w:t>Microsoft.NET.Test.Sdk</w:t>
+      </w:r>
+      <w:proofErr w:type="spellEnd"/>
+      <w:r>
+        <w:rPr>
+          <w:rFonts w:ascii="Times New Roman" w:hAnsi="Times New Roman" w:cs="Times New Roman"/>
+          <w:sz w:val="28"/>
+          <w:szCs w:val="28"/>
+        </w:rPr>
+        <w:t xml:space="preserve">). Система контроля версий: </w:t>
+      </w:r>
+      <w:proofErr w:type="spellStart"/>
+      <w:r>
+        <w:rPr>
+          <w:rFonts w:ascii="Times New Roman" w:hAnsi="Times New Roman" w:cs="Times New Roman"/>
+          <w:sz w:val="28"/>
+          <w:szCs w:val="28"/>
+        </w:rPr>
+        <w:t>Git</w:t>
+      </w:r>
+      <w:proofErr w:type="spellEnd"/>
+      <w:r>
+        <w:rPr>
+          <w:rFonts w:ascii="Times New Roman" w:hAnsi="Times New Roman" w:cs="Times New Roman"/>
+          <w:sz w:val="28"/>
+          <w:szCs w:val="28"/>
+        </w:rPr>
+        <w:t>/</w:t>
+      </w:r>
+      <w:proofErr w:type="spellStart"/>
+      <w:r>
+        <w:rPr>
+          <w:rFonts w:ascii="Times New Roman" w:hAnsi="Times New Roman" w:cs="Times New Roman"/>
+          <w:sz w:val="28"/>
+          <w:szCs w:val="28"/>
+        </w:rPr>
+        <w:t>GitHub</w:t>
+      </w:r>
+      <w:proofErr w:type="spellEnd"/>
+      <w:r>
+        <w:rPr>
+          <w:rFonts w:ascii="Times New Roman" w:hAnsi="Times New Roman" w:cs="Times New Roman"/>
+          <w:sz w:val="28"/>
+          <w:szCs w:val="28"/>
+        </w:rPr>
+        <w:t xml:space="preserve"> (для сдачи исходного кода). Сторонние библиотеки конвертации цветов не использовались — вся математика реализована вручную.</w:t>
       </w:r>
     </w:p>
     <w:p>
       <w:pPr>
-        <w:numPr>
-          <w:ilvl w:val="0"/>
-          <w:numId w:val="1"/>
-        </w:numPr>
-        <w:rPr>
-          <w:rFonts w:ascii="Times New Roman" w:hAnsi="Times New Roman" w:cs="Times New Roman"/>
-          <w:sz w:val="28"/>
-          <w:szCs w:val="28"/>
-        </w:rPr>
-      </w:pPr>
-      <w:r>
-        <w:rPr>
-          <w:rFonts w:ascii="Times New Roman" w:hAnsi="Times New Roman" w:cs="Times New Roman"/>
-          <w:sz w:val="28"/>
-          <w:szCs w:val="28"/>
-        </w:rPr>
-        <w:t xml:space="preserve">Реализовано построение матрицы перехода RGB→XYZ «на лету»: по </w:t>
-      </w:r>
-      <w:proofErr w:type="spellStart"/>
-      <w:r>
-        <w:rPr>
-          <w:rFonts w:ascii="Times New Roman" w:hAnsi="Times New Roman" w:cs="Times New Roman"/>
-          <w:sz w:val="28"/>
-          <w:szCs w:val="28"/>
-        </w:rPr>
-        <w:t>хроматичностям</w:t>
-      </w:r>
-      <w:proofErr w:type="spellEnd"/>
-      <w:r>
-        <w:rPr>
-          <w:rFonts w:ascii="Times New Roman" w:hAnsi="Times New Roman" w:cs="Times New Roman"/>
-          <w:sz w:val="28"/>
-          <w:szCs w:val="28"/>
-        </w:rPr>
-        <w:t xml:space="preserve"> основных цветов </w:t>
-      </w:r>
-      <w:proofErr w:type="spellStart"/>
-      <w:r>
-        <w:rPr>
-          <w:rFonts w:ascii="Times New Roman" w:hAnsi="Times New Roman" w:cs="Times New Roman"/>
-          <w:sz w:val="28"/>
-          <w:szCs w:val="28"/>
-        </w:rPr>
-        <w:t>sRGB</w:t>
-      </w:r>
-      <w:proofErr w:type="spellEnd"/>
-      <w:r>
-        <w:rPr>
-          <w:rFonts w:ascii="Times New Roman" w:hAnsi="Times New Roman" w:cs="Times New Roman"/>
-          <w:sz w:val="28"/>
-          <w:szCs w:val="28"/>
-        </w:rPr>
-        <w:t xml:space="preserve"> и выбранному стандарту освещения (D65 / D50 / E) решается линейная система 3×3 вручную (метод Крамера), без единой жёстко заданной константы перевода.</w:t>
+        <w:rPr>
+          <w:rFonts w:ascii="Times New Roman" w:hAnsi="Times New Roman" w:cs="Times New Roman"/>
+          <w:sz w:val="28"/>
+          <w:szCs w:val="28"/>
+        </w:rPr>
+      </w:pPr>
+      <w:r>
+        <w:rPr>
+          <w:rFonts w:ascii="Times New Roman" w:hAnsi="Times New Roman" w:cs="Times New Roman"/>
+          <w:b/>
+          <w:bCs/>
+          <w:sz w:val="28"/>
+          <w:szCs w:val="28"/>
+        </w:rPr>
+        <w:t>5. Выводы</w:t>
       </w:r>
     </w:p>
     <w:p>
       <w:pPr>
-        <w:numPr>
-          <w:ilvl w:val="0"/>
-          <w:numId w:val="1"/>
-        </w:numPr>
-        <w:rPr>
-          <w:rFonts w:ascii="Times New Roman" w:hAnsi="Times New Roman" w:cs="Times New Roman"/>
-          <w:sz w:val="28"/>
-          <w:szCs w:val="28"/>
-        </w:rPr>
-      </w:pPr>
-      <w:r>
-        <w:rPr>
-          <w:rFonts w:ascii="Times New Roman" w:hAnsi="Times New Roman" w:cs="Times New Roman"/>
-          <w:sz w:val="28"/>
-          <w:szCs w:val="28"/>
-        </w:rPr>
-        <w:t xml:space="preserve">Реализованы формулы XYZ↔LAB (CIE 1976) с зависимостью от выбранной белой точки, а также две стратегии обработки выхода цвета за пределы гаммы RGB — </w:t>
-      </w:r>
-      <w:proofErr w:type="spellStart"/>
-      <w:r>
-        <w:rPr>
-          <w:rFonts w:ascii="Times New Roman" w:hAnsi="Times New Roman" w:cs="Times New Roman"/>
-          <w:sz w:val="28"/>
-          <w:szCs w:val="28"/>
-        </w:rPr>
-        <w:t>Clip</w:t>
-      </w:r>
-      <w:proofErr w:type="spellEnd"/>
-      <w:r>
-        <w:rPr>
-          <w:rFonts w:ascii="Times New Roman" w:hAnsi="Times New Roman" w:cs="Times New Roman"/>
-          <w:sz w:val="28"/>
-          <w:szCs w:val="28"/>
-          <w:lang w:val="en-US"/>
-        </w:rPr>
-        <w:t>ping</w:t>
-      </w:r>
-      <w:r>
-        <w:rPr>
-          <w:rFonts w:ascii="Times New Roman" w:hAnsi="Times New Roman" w:cs="Times New Roman"/>
-          <w:sz w:val="28"/>
-          <w:szCs w:val="28"/>
-        </w:rPr>
-        <w:t xml:space="preserve"> (обрезание) и </w:t>
-      </w:r>
-      <w:proofErr w:type="spellStart"/>
-      <w:r>
-        <w:rPr>
-          <w:rFonts w:ascii="Times New Roman" w:hAnsi="Times New Roman" w:cs="Times New Roman"/>
-          <w:sz w:val="28"/>
-          <w:szCs w:val="28"/>
-        </w:rPr>
-        <w:t>Scal</w:t>
-      </w:r>
-      <w:r>
-        <w:rPr>
-          <w:rFonts w:ascii="Times New Roman" w:hAnsi="Times New Roman" w:cs="Times New Roman"/>
-          <w:sz w:val="28"/>
-          <w:szCs w:val="28"/>
-          <w:lang w:val="en-US"/>
-        </w:rPr>
-        <w:t>ing</w:t>
-      </w:r>
-      <w:proofErr w:type="spellEnd"/>
-      <w:r>
-        <w:rPr>
-          <w:rFonts w:ascii="Times New Roman" w:hAnsi="Times New Roman" w:cs="Times New Roman"/>
-          <w:sz w:val="28"/>
-          <w:szCs w:val="28"/>
-        </w:rPr>
-        <w:t xml:space="preserve"> (пропорциональное масштабирование).</w:t>
+        <w:spacing w:after="140"/>
+        <w:rPr>
+          <w:rFonts w:ascii="Times New Roman" w:hAnsi="Times New Roman" w:cs="Times New Roman"/>
+          <w:sz w:val="28"/>
+          <w:szCs w:val="28"/>
+        </w:rPr>
+      </w:pPr>
+      <w:r>
+        <w:rPr>
+          <w:rFonts w:ascii="Times New Roman" w:hAnsi="Times New Roman" w:cs="Times New Roman"/>
+          <w:sz w:val="28"/>
+          <w:szCs w:val="28"/>
+        </w:rPr>
+        <w:t>В ходе работы получены практические навыки построения матриц цветового пространства из первых принципов (</w:t>
+      </w:r>
+      <w:proofErr w:type="spellStart"/>
+      <w:r>
+        <w:rPr>
+          <w:rFonts w:ascii="Times New Roman" w:hAnsi="Times New Roman" w:cs="Times New Roman"/>
+          <w:sz w:val="28"/>
+          <w:szCs w:val="28"/>
+        </w:rPr>
+        <w:t>хроматичности</w:t>
+      </w:r>
+      <w:proofErr w:type="spellEnd"/>
+      <w:r>
+        <w:rPr>
+          <w:rFonts w:ascii="Times New Roman" w:hAnsi="Times New Roman" w:cs="Times New Roman"/>
+          <w:sz w:val="28"/>
+          <w:szCs w:val="28"/>
+        </w:rPr>
+        <w:t xml:space="preserve"> + белая точка) и понимание того, что HSV не имеет самостоятельного физического определения вне RGB.</w:t>
       </w:r>
     </w:p>
     <w:p>
       <w:pPr>
-        <w:numPr>
-          <w:ilvl w:val="0"/>
-          <w:numId w:val="1"/>
-        </w:numPr>
-        <w:rPr>
-          <w:rFonts w:ascii="Times New Roman" w:hAnsi="Times New Roman" w:cs="Times New Roman"/>
-          <w:sz w:val="28"/>
-          <w:szCs w:val="28"/>
-        </w:rPr>
-      </w:pPr>
-      <w:r>
-        <w:rPr>
-          <w:rFonts w:ascii="Times New Roman" w:hAnsi="Times New Roman" w:cs="Times New Roman"/>
-          <w:sz w:val="28"/>
-          <w:szCs w:val="28"/>
-        </w:rPr>
-        <w:t xml:space="preserve">Приложение перепроектировано по слоям: Model (чистая математика, </w:t>
-      </w:r>
-      <w:proofErr w:type="spellStart"/>
-      <w:r>
-        <w:rPr>
-          <w:rFonts w:ascii="Times New Roman" w:hAnsi="Times New Roman" w:cs="Times New Roman"/>
-          <w:sz w:val="28"/>
-          <w:szCs w:val="28"/>
-        </w:rPr>
-        <w:t>ColorMath.cs</w:t>
-      </w:r>
-      <w:proofErr w:type="spellEnd"/>
-      <w:r>
-        <w:rPr>
-          <w:rFonts w:ascii="Times New Roman" w:hAnsi="Times New Roman" w:cs="Times New Roman"/>
-          <w:sz w:val="28"/>
-          <w:szCs w:val="28"/>
-        </w:rPr>
-        <w:t xml:space="preserve">), </w:t>
-      </w:r>
-      <w:proofErr w:type="spellStart"/>
-      <w:r>
-        <w:rPr>
-          <w:rFonts w:ascii="Times New Roman" w:hAnsi="Times New Roman" w:cs="Times New Roman"/>
-          <w:sz w:val="28"/>
-          <w:szCs w:val="28"/>
-        </w:rPr>
-        <w:t>ViewModel</w:t>
-      </w:r>
-      <w:proofErr w:type="spellEnd"/>
-      <w:r>
-        <w:rPr>
-          <w:rFonts w:ascii="Times New Roman" w:hAnsi="Times New Roman" w:cs="Times New Roman"/>
-          <w:sz w:val="28"/>
-          <w:szCs w:val="28"/>
-        </w:rPr>
-        <w:t>/</w:t>
-      </w:r>
-      <w:proofErr w:type="spellStart"/>
-      <w:r>
-        <w:rPr>
-          <w:rFonts w:ascii="Times New Roman" w:hAnsi="Times New Roman" w:cs="Times New Roman"/>
-          <w:sz w:val="28"/>
-          <w:szCs w:val="28"/>
-        </w:rPr>
-        <w:t>Controller</w:t>
-      </w:r>
-      <w:proofErr w:type="spellEnd"/>
-      <w:r>
-        <w:rPr>
-          <w:rFonts w:ascii="Times New Roman" w:hAnsi="Times New Roman" w:cs="Times New Roman"/>
-          <w:sz w:val="28"/>
-          <w:szCs w:val="28"/>
-        </w:rPr>
-        <w:t xml:space="preserve"> (</w:t>
-      </w:r>
-      <w:proofErr w:type="spellStart"/>
-      <w:r>
-        <w:rPr>
-          <w:rFonts w:ascii="Times New Roman" w:hAnsi="Times New Roman" w:cs="Times New Roman"/>
-          <w:sz w:val="28"/>
-          <w:szCs w:val="28"/>
-        </w:rPr>
-        <w:t>ColorViewModel.cs</w:t>
-      </w:r>
-      <w:proofErr w:type="spellEnd"/>
-      <w:r>
-        <w:rPr>
-          <w:rFonts w:ascii="Times New Roman" w:hAnsi="Times New Roman" w:cs="Times New Roman"/>
-          <w:sz w:val="28"/>
-          <w:szCs w:val="28"/>
-        </w:rPr>
-        <w:t>) и View (</w:t>
-      </w:r>
-      <w:proofErr w:type="spellStart"/>
-      <w:r>
-        <w:rPr>
-          <w:rFonts w:ascii="Times New Roman" w:hAnsi="Times New Roman" w:cs="Times New Roman"/>
-          <w:sz w:val="28"/>
-          <w:szCs w:val="28"/>
-        </w:rPr>
-        <w:t>WinForms</w:t>
-      </w:r>
-      <w:proofErr w:type="spellEnd"/>
-      <w:r>
-        <w:rPr>
-          <w:rFonts w:ascii="Times New Roman" w:hAnsi="Times New Roman" w:cs="Times New Roman"/>
-          <w:sz w:val="28"/>
-          <w:szCs w:val="28"/>
-        </w:rPr>
-        <w:t>-форма Form1.cs), не зависящий друг от друга код математики и интерфейса.</w:t>
+        <w:spacing w:after="140"/>
+        <w:rPr>
+          <w:rFonts w:ascii="Times New Roman" w:hAnsi="Times New Roman" w:cs="Times New Roman"/>
+          <w:sz w:val="28"/>
+          <w:szCs w:val="28"/>
+        </w:rPr>
+      </w:pPr>
+      <w:r>
+        <w:rPr>
+          <w:rFonts w:ascii="Times New Roman" w:hAnsi="Times New Roman" w:cs="Times New Roman"/>
+          <w:sz w:val="28"/>
+          <w:szCs w:val="28"/>
+        </w:rPr>
+        <w:t xml:space="preserve">Реализованное приложение обеспечивает взаимно обратимый пересчёт между HSV, XYZ и LAB и поддерживает смену стандарта освещения с пересчётом матриц «на лету» за счёт того, что матрица RGB↔XYZ каждый раз заново строится из </w:t>
+      </w:r>
+      <w:proofErr w:type="spellStart"/>
+      <w:r>
+        <w:rPr>
+          <w:rFonts w:ascii="Times New Roman" w:hAnsi="Times New Roman" w:cs="Times New Roman"/>
+          <w:sz w:val="28"/>
+          <w:szCs w:val="28"/>
+        </w:rPr>
+        <w:t>хроматичностей</w:t>
+      </w:r>
+      <w:proofErr w:type="spellEnd"/>
+      <w:r>
+        <w:rPr>
+          <w:rFonts w:ascii="Times New Roman" w:hAnsi="Times New Roman" w:cs="Times New Roman"/>
+          <w:sz w:val="28"/>
+          <w:szCs w:val="28"/>
+        </w:rPr>
+        <w:t xml:space="preserve"> основных цветов </w:t>
+      </w:r>
+      <w:proofErr w:type="spellStart"/>
+      <w:r>
+        <w:rPr>
+          <w:rFonts w:ascii="Times New Roman" w:hAnsi="Times New Roman" w:cs="Times New Roman"/>
+          <w:sz w:val="28"/>
+          <w:szCs w:val="28"/>
+        </w:rPr>
+        <w:t>sRGB</w:t>
+      </w:r>
+      <w:proofErr w:type="spellEnd"/>
+      <w:r>
+        <w:rPr>
+          <w:rFonts w:ascii="Times New Roman" w:hAnsi="Times New Roman" w:cs="Times New Roman"/>
+          <w:sz w:val="28"/>
+          <w:szCs w:val="28"/>
+        </w:rPr>
+        <w:t xml:space="preserve"> и текущей белой точки (решением системы 3×3 методом Крамера), а не берётся из заранее сохранённой константы.</w:t>
       </w:r>
     </w:p>
     <w:p>
       <w:pPr>
-        <w:numPr>
-          <w:ilvl w:val="0"/>
-          <w:numId w:val="1"/>
-        </w:numPr>
-        <w:rPr>
-          <w:rFonts w:ascii="Times New Roman" w:hAnsi="Times New Roman" w:cs="Times New Roman"/>
-          <w:sz w:val="28"/>
-          <w:szCs w:val="28"/>
-        </w:rPr>
-      </w:pPr>
-      <w:r>
-        <w:rPr>
-          <w:rFonts w:ascii="Times New Roman" w:hAnsi="Times New Roman" w:cs="Times New Roman"/>
-          <w:sz w:val="28"/>
-          <w:szCs w:val="28"/>
-        </w:rPr>
-        <w:t>Добавлена визуальная обратная связь: динамические градиентные полоски под каждым ползунком, показывающие результирующий цвет при изменении текущей компоненты.</w:t>
+        <w:spacing w:after="140"/>
+        <w:rPr>
+          <w:rFonts w:ascii="Times New Roman" w:hAnsi="Times New Roman" w:cs="Times New Roman"/>
+          <w:sz w:val="28"/>
+          <w:szCs w:val="28"/>
+        </w:rPr>
+      </w:pPr>
+      <w:r>
+        <w:rPr>
+          <w:rFonts w:ascii="Times New Roman" w:hAnsi="Times New Roman" w:cs="Times New Roman"/>
+          <w:sz w:val="28"/>
+          <w:szCs w:val="28"/>
+        </w:rPr>
+        <w:t xml:space="preserve">Стратегия </w:t>
+      </w:r>
+      <w:proofErr w:type="spellStart"/>
+      <w:r>
+        <w:rPr>
+          <w:rFonts w:ascii="Times New Roman" w:hAnsi="Times New Roman" w:cs="Times New Roman"/>
+          <w:sz w:val="28"/>
+          <w:szCs w:val="28"/>
+        </w:rPr>
+        <w:t>Scaling</w:t>
+      </w:r>
+      <w:proofErr w:type="spellEnd"/>
+      <w:r>
+        <w:rPr>
+          <w:rFonts w:ascii="Times New Roman" w:hAnsi="Times New Roman" w:cs="Times New Roman"/>
+          <w:sz w:val="28"/>
+          <w:szCs w:val="28"/>
+        </w:rPr>
+        <w:t xml:space="preserve"> реализована пропорциональным сжатием всех трёх каналов в единый диапазон [0,1] по общей формуле (значение − </w:t>
+      </w:r>
+      <w:proofErr w:type="spellStart"/>
+      <w:r>
+        <w:rPr>
+          <w:rFonts w:ascii="Times New Roman" w:hAnsi="Times New Roman" w:cs="Times New Roman"/>
+          <w:sz w:val="28"/>
+          <w:szCs w:val="28"/>
+        </w:rPr>
+        <w:t>min</w:t>
+      </w:r>
+      <w:proofErr w:type="spellEnd"/>
+      <w:r>
+        <w:rPr>
+          <w:rFonts w:ascii="Times New Roman" w:hAnsi="Times New Roman" w:cs="Times New Roman"/>
+          <w:sz w:val="28"/>
+          <w:szCs w:val="28"/>
+        </w:rPr>
+        <w:t>)</w:t>
+      </w:r>
+      <w:proofErr w:type="gramStart"/>
+      <w:r>
+        <w:rPr>
+          <w:rFonts w:ascii="Times New Roman" w:hAnsi="Times New Roman" w:cs="Times New Roman"/>
+          <w:sz w:val="28"/>
+          <w:szCs w:val="28"/>
+        </w:rPr>
+        <w:t>/(</w:t>
+      </w:r>
+      <w:proofErr w:type="spellStart"/>
+      <w:proofErr w:type="gramEnd"/>
+      <w:r>
+        <w:rPr>
+          <w:rFonts w:ascii="Times New Roman" w:hAnsi="Times New Roman" w:cs="Times New Roman"/>
+          <w:sz w:val="28"/>
+          <w:szCs w:val="28"/>
+        </w:rPr>
+        <w:t>max</w:t>
+      </w:r>
+      <w:proofErr w:type="spellEnd"/>
+      <w:r>
+        <w:rPr>
+          <w:rFonts w:ascii="Times New Roman" w:hAnsi="Times New Roman" w:cs="Times New Roman"/>
+          <w:sz w:val="28"/>
+          <w:szCs w:val="28"/>
+        </w:rPr>
+        <w:t xml:space="preserve"> − </w:t>
+      </w:r>
+      <w:proofErr w:type="spellStart"/>
+      <w:r>
+        <w:rPr>
+          <w:rFonts w:ascii="Times New Roman" w:hAnsi="Times New Roman" w:cs="Times New Roman"/>
+          <w:sz w:val="28"/>
+          <w:szCs w:val="28"/>
+        </w:rPr>
+        <w:t>min</w:t>
+      </w:r>
+      <w:proofErr w:type="spellEnd"/>
+      <w:r>
+        <w:rPr>
+          <w:rFonts w:ascii="Times New Roman" w:hAnsi="Times New Roman" w:cs="Times New Roman"/>
+          <w:sz w:val="28"/>
+          <w:szCs w:val="28"/>
+        </w:rPr>
+        <w:t xml:space="preserve">), что сохраняет соотношение между каналами (оттенок цвета искажается меньше). Стратегия </w:t>
+      </w:r>
+      <w:proofErr w:type="spellStart"/>
+      <w:r>
+        <w:rPr>
+          <w:rFonts w:ascii="Times New Roman" w:hAnsi="Times New Roman" w:cs="Times New Roman"/>
+          <w:sz w:val="28"/>
+          <w:szCs w:val="28"/>
+        </w:rPr>
+        <w:t>Clipping</w:t>
+      </w:r>
+      <w:proofErr w:type="spellEnd"/>
+      <w:r>
+        <w:rPr>
+          <w:rFonts w:ascii="Times New Roman" w:hAnsi="Times New Roman" w:cs="Times New Roman"/>
+          <w:sz w:val="28"/>
+          <w:szCs w:val="28"/>
+        </w:rPr>
+        <w:t xml:space="preserve"> обрезает каждый канал независимо до границ [0,1], что проще вычислительно, но может слегка менять оттенок при выходе за гамму.</w:t>
       </w:r>
     </w:p>
     <w:p>
       <w:pPr>
-        <w:numPr>
-          <w:ilvl w:val="0"/>
-          <w:numId w:val="1"/>
-        </w:numPr>
-        <w:rPr>
-          <w:rFonts w:ascii="Times New Roman" w:hAnsi="Times New Roman" w:cs="Times New Roman"/>
-          <w:sz w:val="28"/>
-          <w:szCs w:val="28"/>
-        </w:rPr>
-      </w:pPr>
-      <w:r>
-        <w:rPr>
-          <w:rFonts w:ascii="Times New Roman" w:hAnsi="Times New Roman" w:cs="Times New Roman"/>
-          <w:sz w:val="28"/>
-          <w:szCs w:val="28"/>
-        </w:rPr>
-        <w:lastRenderedPageBreak/>
-        <w:t xml:space="preserve">Написаны и пройдены автоматические </w:t>
-      </w:r>
-      <w:proofErr w:type="spellStart"/>
-      <w:r>
-        <w:rPr>
-          <w:rFonts w:ascii="Times New Roman" w:hAnsi="Times New Roman" w:cs="Times New Roman"/>
-          <w:sz w:val="28"/>
-          <w:szCs w:val="28"/>
-        </w:rPr>
-        <w:t>unit</w:t>
-      </w:r>
-      <w:proofErr w:type="spellEnd"/>
-      <w:r>
-        <w:rPr>
-          <w:rFonts w:ascii="Times New Roman" w:hAnsi="Times New Roman" w:cs="Times New Roman"/>
-          <w:sz w:val="28"/>
-          <w:szCs w:val="28"/>
-        </w:rPr>
-        <w:t>-тесты (</w:t>
+        <w:spacing w:after="140"/>
+        <w:rPr>
+          <w:rFonts w:ascii="Times New Roman" w:hAnsi="Times New Roman" w:cs="Times New Roman"/>
+          <w:sz w:val="28"/>
+          <w:szCs w:val="28"/>
+        </w:rPr>
+      </w:pPr>
+      <w:r>
+        <w:rPr>
+          <w:rFonts w:ascii="Times New Roman" w:hAnsi="Times New Roman" w:cs="Times New Roman"/>
+          <w:sz w:val="28"/>
+          <w:szCs w:val="28"/>
+        </w:rPr>
+        <w:t xml:space="preserve">Автоматическими тестами (10 тестов </w:t>
       </w:r>
       <w:proofErr w:type="spellStart"/>
       <w:r>
@@ -796,7 +1166,7 @@
           <w:sz w:val="28"/>
           <w:szCs w:val="28"/>
         </w:rPr>
-        <w:t xml:space="preserve">) для проверки корректности переводов: эталонные значения Lab для красного/зелёного/синего/белого/чёрного цветов, инвариант «RGB-белый → Lab(100,0,0)» при любом освещении, </w:t>
+        <w:t>) подтверждено соответствие эталонным значениям CIE для базовых цветов, инвариантность белой точки при любом освещении, реальное различие матриц для разных освещений, обратимость всех трёх переходов (</w:t>
       </w:r>
       <w:proofErr w:type="spellStart"/>
       <w:r>
@@ -814,7 +1184,7 @@
           <w:sz w:val="28"/>
           <w:szCs w:val="28"/>
         </w:rPr>
-        <w:t xml:space="preserve"> тесты HSV↔XYZ, RGB↔XYZ, LAB↔XYZ, а также определение выхода за гамму.</w:t>
+        <w:t>) и корректное срабатывание флага выхода за гамму для обеих стратегий — все тесты проходят успешно, что даёт основание считать реализацию математически корректной, а не только визуально правдоподобной.</w:t>
       </w:r>
     </w:p>
     <w:p>
@@ -825,335 +1195,11 @@
           <w:szCs w:val="28"/>
         </w:rPr>
       </w:pPr>
-      <w:r>
-        <w:rPr>
-          <w:rFonts w:ascii="Times New Roman" w:hAnsi="Times New Roman" w:cs="Times New Roman"/>
-          <w:b/>
-          <w:bCs/>
-          <w:sz w:val="28"/>
-          <w:szCs w:val="28"/>
-        </w:rPr>
-        <w:t>4</w:t>
-      </w:r>
-      <w:r>
-        <w:rPr>
-          <w:rFonts w:ascii="Times New Roman" w:hAnsi="Times New Roman" w:cs="Times New Roman"/>
-          <w:b/>
-          <w:bCs/>
-          <w:sz w:val="28"/>
-          <w:szCs w:val="28"/>
-        </w:rPr>
-        <w:t>. Инструментарий</w:t>
-      </w:r>
     </w:p>
     <w:p>
       <w:pPr>
         <w:rPr>
-          <w:rFonts w:ascii="Times New Roman" w:hAnsi="Times New Roman" w:cs="Times New Roman"/>
-          <w:sz w:val="28"/>
-          <w:szCs w:val="28"/>
-        </w:rPr>
-      </w:pPr>
-      <w:r>
-        <w:rPr>
-          <w:rFonts w:ascii="Times New Roman" w:hAnsi="Times New Roman" w:cs="Times New Roman"/>
-          <w:sz w:val="28"/>
-          <w:szCs w:val="28"/>
-        </w:rPr>
-        <w:t xml:space="preserve">Язык и платформа: C#, .NET 8, Windows </w:t>
-      </w:r>
-      <w:proofErr w:type="spellStart"/>
-      <w:r>
-        <w:rPr>
-          <w:rFonts w:ascii="Times New Roman" w:hAnsi="Times New Roman" w:cs="Times New Roman"/>
-          <w:sz w:val="28"/>
-          <w:szCs w:val="28"/>
-        </w:rPr>
-        <w:t>Forms</w:t>
-      </w:r>
-      <w:proofErr w:type="spellEnd"/>
-      <w:r>
-        <w:rPr>
-          <w:rFonts w:ascii="Times New Roman" w:hAnsi="Times New Roman" w:cs="Times New Roman"/>
-          <w:sz w:val="28"/>
-          <w:szCs w:val="28"/>
-        </w:rPr>
-        <w:t xml:space="preserve">. Среда разработки: Visual Studio 2022. Тестирование: </w:t>
-      </w:r>
-      <w:proofErr w:type="spellStart"/>
-      <w:r>
-        <w:rPr>
-          <w:rFonts w:ascii="Times New Roman" w:hAnsi="Times New Roman" w:cs="Times New Roman"/>
-          <w:sz w:val="28"/>
-          <w:szCs w:val="28"/>
-        </w:rPr>
-        <w:t>MSTest</w:t>
-      </w:r>
-      <w:proofErr w:type="spellEnd"/>
-      <w:r>
-        <w:rPr>
-          <w:rFonts w:ascii="Times New Roman" w:hAnsi="Times New Roman" w:cs="Times New Roman"/>
-          <w:sz w:val="28"/>
-          <w:szCs w:val="28"/>
-        </w:rPr>
-        <w:t xml:space="preserve"> (</w:t>
-      </w:r>
-      <w:proofErr w:type="spellStart"/>
-      <w:r>
-        <w:rPr>
-          <w:rFonts w:ascii="Times New Roman" w:hAnsi="Times New Roman" w:cs="Times New Roman"/>
-          <w:sz w:val="28"/>
-          <w:szCs w:val="28"/>
-        </w:rPr>
-        <w:t>Microsoft.NET.Test.Sdk</w:t>
-      </w:r>
-      <w:proofErr w:type="spellEnd"/>
-      <w:r>
-        <w:rPr>
-          <w:rFonts w:ascii="Times New Roman" w:hAnsi="Times New Roman" w:cs="Times New Roman"/>
-          <w:sz w:val="28"/>
-          <w:szCs w:val="28"/>
-        </w:rPr>
-        <w:t xml:space="preserve">). Система контроля версий: </w:t>
-      </w:r>
-      <w:proofErr w:type="spellStart"/>
-      <w:r>
-        <w:rPr>
-          <w:rFonts w:ascii="Times New Roman" w:hAnsi="Times New Roman" w:cs="Times New Roman"/>
-          <w:sz w:val="28"/>
-          <w:szCs w:val="28"/>
-        </w:rPr>
-        <w:t>Git</w:t>
-      </w:r>
-      <w:proofErr w:type="spellEnd"/>
-      <w:r>
-        <w:rPr>
-          <w:rFonts w:ascii="Times New Roman" w:hAnsi="Times New Roman" w:cs="Times New Roman"/>
-          <w:sz w:val="28"/>
-          <w:szCs w:val="28"/>
-        </w:rPr>
-        <w:t>/</w:t>
-      </w:r>
-      <w:proofErr w:type="spellStart"/>
-      <w:r>
-        <w:rPr>
-          <w:rFonts w:ascii="Times New Roman" w:hAnsi="Times New Roman" w:cs="Times New Roman"/>
-          <w:sz w:val="28"/>
-          <w:szCs w:val="28"/>
-        </w:rPr>
-        <w:t>GitHub</w:t>
-      </w:r>
-      <w:proofErr w:type="spellEnd"/>
-      <w:r>
-        <w:rPr>
-          <w:rFonts w:ascii="Times New Roman" w:hAnsi="Times New Roman" w:cs="Times New Roman"/>
-          <w:sz w:val="28"/>
-          <w:szCs w:val="28"/>
-        </w:rPr>
-        <w:t xml:space="preserve"> (для сдачи исходного кода). Сторонние библиотеки конвертации цветов не использовались — вся математика реализована вручную.</w:t>
-      </w:r>
-    </w:p>
-    <w:p>
-      <w:pPr>
-        <w:rPr>
-          <w:rFonts w:ascii="Times New Roman" w:hAnsi="Times New Roman" w:cs="Times New Roman"/>
-          <w:sz w:val="28"/>
-          <w:szCs w:val="28"/>
-        </w:rPr>
-      </w:pPr>
-      <w:r>
-        <w:rPr>
-          <w:rFonts w:ascii="Times New Roman" w:hAnsi="Times New Roman" w:cs="Times New Roman"/>
-          <w:b/>
-          <w:bCs/>
-          <w:sz w:val="28"/>
-          <w:szCs w:val="28"/>
-        </w:rPr>
-        <w:t>5</w:t>
-      </w:r>
-      <w:r>
-        <w:rPr>
-          <w:rFonts w:ascii="Times New Roman" w:hAnsi="Times New Roman" w:cs="Times New Roman"/>
-          <w:b/>
-          <w:bCs/>
-          <w:sz w:val="28"/>
-          <w:szCs w:val="28"/>
-        </w:rPr>
-        <w:t>. Выводы</w:t>
-      </w:r>
-    </w:p>
-    <w:p>
-      <w:pPr>
-        <w:rPr>
-          <w:rFonts w:ascii="Times New Roman" w:hAnsi="Times New Roman" w:cs="Times New Roman"/>
-          <w:sz w:val="28"/>
-          <w:szCs w:val="28"/>
           <w:lang w:val="en-US"/>
-        </w:rPr>
-      </w:pPr>
-      <w:r>
-        <w:rPr>
-          <w:rFonts w:ascii="Times New Roman" w:hAnsi="Times New Roman" w:cs="Times New Roman"/>
-          <w:sz w:val="28"/>
-          <w:szCs w:val="28"/>
-        </w:rPr>
-        <w:t>В ходе работы получены практические навыки построения матриц цветового пространства из первых принципов (</w:t>
-      </w:r>
-      <w:proofErr w:type="spellStart"/>
-      <w:r>
-        <w:rPr>
-          <w:rFonts w:ascii="Times New Roman" w:hAnsi="Times New Roman" w:cs="Times New Roman"/>
-          <w:sz w:val="28"/>
-          <w:szCs w:val="28"/>
-        </w:rPr>
-        <w:t>хроматичности</w:t>
-      </w:r>
-      <w:proofErr w:type="spellEnd"/>
-      <w:r>
-        <w:rPr>
-          <w:rFonts w:ascii="Times New Roman" w:hAnsi="Times New Roman" w:cs="Times New Roman"/>
-          <w:sz w:val="28"/>
-          <w:szCs w:val="28"/>
-        </w:rPr>
-        <w:t xml:space="preserve"> + белая точка) и понимание того, что HSV не имеет самостоятельного физического определения вне RGB. Реализованное приложение обеспечивает корректный, взаимно обратимый пересчёт между HSV, XYZ и LAB, поддерживает смену стандарта освещения с пересчётом матриц «на лету»</w:t>
-      </w:r>
-      <w:r>
-        <w:rPr>
-          <w:rFonts w:ascii="Times New Roman" w:hAnsi="Times New Roman" w:cs="Times New Roman"/>
-          <w:sz w:val="28"/>
-          <w:szCs w:val="28"/>
-        </w:rPr>
-        <w:t xml:space="preserve"> за счет особенностей построения матрицы </w:t>
-      </w:r>
-      <w:r>
-        <w:rPr>
-          <w:rFonts w:ascii="Times New Roman" w:hAnsi="Times New Roman" w:cs="Times New Roman"/>
-          <w:sz w:val="28"/>
-          <w:szCs w:val="28"/>
-          <w:lang w:val="en-US"/>
-        </w:rPr>
-        <w:t>RGB</w:t>
-      </w:r>
-      <w:r>
-        <w:rPr>
-          <w:rFonts w:ascii="Times New Roman" w:hAnsi="Times New Roman" w:cs="Times New Roman"/>
-          <w:sz w:val="28"/>
-          <w:szCs w:val="28"/>
-          <w:lang w:val="en-US"/>
-        </w:rPr>
-        <w:sym w:font="Wingdings" w:char="F0F3"/>
-      </w:r>
-      <w:r>
-        <w:rPr>
-          <w:rFonts w:ascii="Times New Roman" w:hAnsi="Times New Roman" w:cs="Times New Roman"/>
-          <w:sz w:val="28"/>
-          <w:szCs w:val="28"/>
-          <w:lang w:val="en-US"/>
-        </w:rPr>
-        <w:t>XYZ</w:t>
-      </w:r>
-      <w:r>
-        <w:rPr>
-          <w:rFonts w:ascii="Times New Roman" w:hAnsi="Times New Roman" w:cs="Times New Roman"/>
-          <w:sz w:val="28"/>
-          <w:szCs w:val="28"/>
-        </w:rPr>
-        <w:t xml:space="preserve">. </w:t>
-      </w:r>
-    </w:p>
-    <w:p>
-      <w:pPr>
-        <w:rPr>
-          <w:rFonts w:ascii="Times New Roman" w:hAnsi="Times New Roman" w:cs="Times New Roman"/>
-          <w:sz w:val="28"/>
-          <w:szCs w:val="28"/>
-        </w:rPr>
-      </w:pPr>
-      <w:r>
-        <w:rPr>
-          <w:rFonts w:ascii="Times New Roman" w:hAnsi="Times New Roman" w:cs="Times New Roman"/>
-          <w:sz w:val="28"/>
-          <w:szCs w:val="28"/>
-        </w:rPr>
-        <w:t xml:space="preserve">Стратегия </w:t>
-      </w:r>
-      <w:r>
-        <w:rPr>
-          <w:rFonts w:ascii="Times New Roman" w:hAnsi="Times New Roman" w:cs="Times New Roman"/>
-          <w:sz w:val="28"/>
-          <w:szCs w:val="28"/>
-          <w:lang w:val="en-US"/>
-        </w:rPr>
-        <w:t>Scaling</w:t>
-      </w:r>
-      <w:r>
-        <w:rPr>
-          <w:rFonts w:ascii="Times New Roman" w:hAnsi="Times New Roman" w:cs="Times New Roman"/>
-          <w:sz w:val="28"/>
-          <w:szCs w:val="28"/>
-        </w:rPr>
-        <w:t xml:space="preserve"> реализована сжатием каждого канала в единый диапазон, чтобы сохранить пропорции между каналами</w:t>
-      </w:r>
-      <w:r>
-        <w:rPr>
-          <w:rFonts w:ascii="Times New Roman" w:hAnsi="Times New Roman" w:cs="Times New Roman"/>
-          <w:sz w:val="28"/>
-          <w:szCs w:val="28"/>
-        </w:rPr>
-        <w:t xml:space="preserve">, в то время как </w:t>
-      </w:r>
-      <w:r>
-        <w:rPr>
-          <w:rFonts w:ascii="Times New Roman" w:hAnsi="Times New Roman" w:cs="Times New Roman"/>
-          <w:sz w:val="28"/>
-          <w:szCs w:val="28"/>
-          <w:lang w:val="be-BY"/>
-        </w:rPr>
-        <w:t xml:space="preserve">в </w:t>
-      </w:r>
-      <w:r>
-        <w:rPr>
-          <w:rFonts w:ascii="Times New Roman" w:hAnsi="Times New Roman" w:cs="Times New Roman"/>
-          <w:sz w:val="28"/>
-          <w:szCs w:val="28"/>
-          <w:lang w:val="en-US"/>
-        </w:rPr>
-        <w:t>Crop</w:t>
-      </w:r>
-      <w:r>
-        <w:rPr>
-          <w:rFonts w:ascii="Times New Roman" w:hAnsi="Times New Roman" w:cs="Times New Roman"/>
-          <w:sz w:val="28"/>
-          <w:szCs w:val="28"/>
-          <w:lang w:val="be-BY"/>
-        </w:rPr>
-        <w:t xml:space="preserve"> каждый канал обрезается независимо от остальных. А</w:t>
-      </w:r>
-      <w:proofErr w:type="spellStart"/>
-      <w:r>
-        <w:rPr>
-          <w:rFonts w:ascii="Times New Roman" w:hAnsi="Times New Roman" w:cs="Times New Roman"/>
-          <w:sz w:val="28"/>
-          <w:szCs w:val="28"/>
-        </w:rPr>
-        <w:t>втоматическими</w:t>
-      </w:r>
-      <w:proofErr w:type="spellEnd"/>
-      <w:r>
-        <w:rPr>
-          <w:rFonts w:ascii="Times New Roman" w:hAnsi="Times New Roman" w:cs="Times New Roman"/>
-          <w:sz w:val="28"/>
-          <w:szCs w:val="28"/>
-        </w:rPr>
-        <w:t xml:space="preserve"> тестами, подтверждающими соответствие эталонным значениям CIE.</w:t>
-      </w:r>
-    </w:p>
-    <w:p>
-      <w:pPr>
-        <w:rPr>
-          <w:rFonts w:ascii="Times New Roman" w:hAnsi="Times New Roman" w:cs="Times New Roman"/>
-          <w:sz w:val="28"/>
-          <w:szCs w:val="28"/>
         </w:rPr>
       </w:pPr>
     </w:p>
@@ -1170,6 +1216,20 @@
 <file path=word/numbering.xml><?xml version="1.0" encoding="utf-8"?>
 <w:numbering xmlns:wpc="http://schemas.microsoft.com/office/word/2010/wordprocessingCanvas" xmlns:cx="http://schemas.microsoft.com/office/drawing/2014/chartex" xmlns:cx1="http://schemas.microsoft.com/office/drawing/2015/9/8/chartex" xmlns:cx2="http://schemas.microsoft.com/office/drawing/2015/10/21/chartex" xmlns:cx3="http://schemas.microsoft.com/office/drawing/2016/5/9/chartex" xmlns:cx4="http://schemas.microsoft.com/office/drawing/2016/5/10/chartex" xmlns:cx5="http://schemas.microsoft.com/office/drawing/2016/5/11/chartex" xmlns:cx6="http://schemas.microsoft.com/office/drawing/2016/5/12/chartex" xmlns:cx7="http://schemas.microsoft.com/office/drawing/2016/5/13/chartex" xmlns:cx8="http://schemas.microsoft.com/office/drawing/2016/5/14/chartex" xmlns:mc="http://schemas.openxmlformats.org/markup-compatibility/2006" xmlns:aink="http://schemas.microsoft.com/office/drawing/2016/ink" xmlns:am3d="http://schemas.microsoft.com/office/drawing/2017/model3d" xmlns:o="urn:schemas-microsoft-com:office:office" xmlns:oel="http://schemas.microsoft.com/office/2019/extlst" xmlns:r="http://schemas.openxmlformats.org/officeDocument/2006/relationships" xmlns:m="http://schemas.openxmlformats.org/officeDocument/2006/math" xmlns:v="urn:schemas-microsoft-com:vml" xmlns:wp14="http://schemas.microsoft.com/office/word/2010/wordprocessingDrawing" xmlns:wp="http://schemas.openxmlformats.org/drawingml/2006/wordprocessingDrawing" xmlns:w10="urn:schemas-microsoft-com:office:word" xmlns:w="http://schemas.openxmlformats.org/wordprocessingml/2006/main" xmlns:w14="http://schemas.microsoft.com/office/word/2010/wordml" xmlns:w15="http://schemas.microsoft.com/office/word/2012/wordml" xmlns:w16cex="http://schemas.microsoft.com/office/word/2018/wordml/cex" xmlns:w16cid="http://schemas.microsoft.com/office/word/2016/wordml/cid" xmlns:w16="http://schemas.microsoft.com/office/word/2018/wordml" xmlns:w16sdtdh="http://schemas.microsoft.com/office/word/2020/wordml/sdtdatahash" xmlns:w16se="http://schemas.microsoft.com/office/word/2015/wordml/symex" xmlns:wpg="http://schemas.microsoft.com/office/word/2010/wordprocessingGroup" xmlns:wpi="http://schemas.microsoft.com/office/word/2010/wordprocessingInk" xmlns:wne="http://schemas.microsoft.com/office/word/2006/wordml" xmlns:wps="http://schemas.microsoft.com/office/word/2010/wordprocessingShape" mc:Ignorable="w14 w15 w16se w16cid w16 w16cex w16sdtdh wp14">
   <w:abstractNum w:abstractNumId="0" w15:restartNumberingAfterBreak="0">
+    <w:nsid w:val="0053208E"/>
+    <w:multiLevelType w:val="singleLevel"/>
+    <w:tmpl w:val="0053208E"/>
+    <w:lvl w:ilvl="0">
+      <w:start w:val="1"/>
+      <w:numFmt w:val="bullet"/>
+      <w:lvlText w:val="•"/>
+      <w:lvlJc w:val="left"/>
+      <w:pPr>
+        <w:ind w:left="420" w:hanging="260"/>
+      </w:pPr>
+    </w:lvl>
+  </w:abstractNum>
+  <w:abstractNum w:abstractNumId="1" w15:restartNumberingAfterBreak="0">
     <w:nsid w:val="1DC9579B"/>
     <w:multiLevelType w:val="hybridMultilevel"/>
     <w:tmpl w:val="4A306ABE"/>
@@ -1247,7 +1307,7 @@
       </w:pPr>
     </w:lvl>
   </w:abstractNum>
-  <w:abstractNum w:abstractNumId="1" w15:restartNumberingAfterBreak="0">
+  <w:abstractNum w:abstractNumId="2" w15:restartNumberingAfterBreak="0">
     <w:nsid w:val="1EC52CFC"/>
     <w:multiLevelType w:val="hybridMultilevel"/>
     <w:tmpl w:val="D3A89640"/>
@@ -1361,10 +1421,16 @@
     </w:lvl>
   </w:abstractNum>
   <w:num w:numId="1" w16cid:durableId="1090389429">
-    <w:abstractNumId w:val="0"/>
+    <w:abstractNumId w:val="1"/>
   </w:num>
   <w:num w:numId="2" w16cid:durableId="876043917">
-    <w:abstractNumId w:val="1"/>
+    <w:abstractNumId w:val="2"/>
+  </w:num>
+  <w:num w:numId="3" w16cid:durableId="1789735357">
+    <w:abstractNumId w:val="0"/>
+    <w:lvlOverride w:ilvl="0">
+      <w:startOverride w:val="1"/>
+    </w:lvlOverride>
   </w:num>
 </w:numbering>
 </file>
@@ -1769,6 +1835,7 @@
   <w:style w:type="paragraph" w:default="1" w:styleId="a">
     <w:name w:val="Normal"/>
     <w:qFormat/>
+    <w:rsid w:val="007B526E"/>
   </w:style>
   <w:style w:type="paragraph" w:styleId="1">
     <w:name w:val="heading 1"/>
